--- a/projects/valuepickr-open-screen/docs/Styrenix Performance Materials Ltd (formerly INEOS Styrolution India).docx
+++ b/projects/valuepickr-open-screen/docs/Styrenix Performance Materials Ltd (formerly INEOS Styrolution India).docx
@@ -32,7 +32,7 @@
           <w:sz w:val="22"/>
           <w:szCs w:val="22"/>
         </w:rPr>
-        <w:t xml:space="preserve">India's dominant styrenics (ABS/SAN/polystyrene) producer, now Agarwal-family-controlled again post the ISAPL/INEOS exit, mid-way through a capacity-doubling program with margins recovering sharply and valuation still cheap on a trailing basis - a genuine turnaround/rerating case, though a mature commodity-chemical TAM keeps it short of a literal 10x thesis.</w:t>
+        <w:t xml:space="preserve">India's dominant styrenics (ABS/SAN/polystyrene) producer, now Agarwal-family-controlled again post the ISAPL/INEOS exit, mid-way through a capacity-doubling program - but management itself has flagged the Q1 FY27 margin/PAT surge as an abnormal, non-recurring spike (Strait-of-Hormuz supply disruption), with volumes actually down 26% YoY, so the 'cheap on an annualised Q1 run-rate' framing does not survive a fresh filings read.</w:t>
       </w:r>
     </w:p>
     <w:p>
@@ -49,7 +49,7 @@
         <w:spacing w:after="120"/>
       </w:pPr>
       <w:r>
-        <w:t xml:space="preserve">Styrenix Performance Materials (renamed from INEOS Styrolution India after the global JV exited) manufactures styrenics - ABS, SAN, polystyrene and specialty styrenic polymers - for automotive, appliances, packaging and consumer-durable customers. Following the promoter/ownership realignment (the Agarwal family, via Shiva Styrenix Performance Materials, reacquired control from the erstwhile ISAPL/INEOS structure, releasing all pledged shares by 2024), the company is mid-way through a capacity expansion including a new mass-ABS plant, addressing an import-substitution opportunity as LG Polymers' India ABS capacity shut down, leaving only Styrenix and Supreme Petrochem as the major domestic suppliers against ~130-140k tonnes of imports in a ~275k-tonne market. Seeded 2026-09-13 via untrusted X triage (@rajuidesai, medium conviction).</w:t>
+        <w:t xml:space="preserve">Styrenix Performance Materials (renamed from INEOS Styrolution India after the global JV exited) manufactures styrenics - ABS, SAN, polystyrene and specialty styrenic polymers - for automotive, appliances, packaging and consumer-durable customers. Following the promoter/ownership realignment (the Agarwal family, via Shiva Performance Materials Pvt Ltd, reacquired control from the erstwhile ISAPL/INEOS structure, releasing all pledged shares by 2024), the company is mid-way through a capacity expansion (ABS Phase I, ~50,000 TPA, ~Rs 350 Cr, internal accruals, commissioning within FY27, first full-year contribution FY28), addressing an import-substitution opportunity as LG Polymers' India ABS capacity shut down, leaving only Styrenix and Supreme Petrochem as the major domestic suppliers against ~130-140k tonnes of imports in a ~275k-tonne market. Seeded 2026-09-13 via untrusted X triage (@rajuidesai, medium conviction).</w:t>
       </w:r>
     </w:p>
     <w:p>
@@ -99,7 +99,7 @@
           </w:tcPr>
           <w:p>
             <w:r>
-              <w:t xml:space="preserve">~Rs 3,488 Cr</w:t>
+              <w:t xml:space="preserve">~Rs 3,600-3,900 Cr (price ~Rs 2,050-2,070, Sep 2026; conflicting screener snapshots)</w:t>
             </w:r>
           </w:p>
         </w:tc>
@@ -126,7 +126,7 @@
           </w:tcPr>
           <w:p>
             <w:r>
-              <w:t xml:space="preserve">ROCE ~16.8%; ROE ~21.45%</w:t>
+              <w:t xml:space="preserve">ROCE ~13.8%; ROE ~14.2% (latest TTM, consolidated - includes the abnormal Q1 FY27 quarter; prior data-file figures of 16.8%/21.45% were an earlier, higher snapshot)</w:t>
             </w:r>
           </w:p>
         </w:tc>
@@ -153,7 +153,7 @@
           </w:tcPr>
           <w:p>
             <w:r>
-              <w:t xml:space="preserve">5-yr revenue CAGR ~11.69% vs industry median ~7.39%</w:t>
+              <w:t xml:space="preserve">FY26 consolidated revenue growth ~9% YoY (TTM); 5-yr revenue CAGR ~11.69% - a price/mix-driven business, not a volume-growth one</w:t>
             </w:r>
           </w:p>
         </w:tc>
@@ -180,7 +180,7 @@
           </w:tcPr>
           <w:p>
             <w:r>
-              <w:t xml:space="preserve">Low - debt/EBITDA ~0.43x</w:t>
+              <w:t xml:space="preserve">Low - debt/EBITDA ~0.4x</w:t>
             </w:r>
           </w:p>
         </w:tc>
@@ -207,7 +207,7 @@
           </w:tcPr>
           <w:p>
             <w:r>
-              <w:t xml:space="preserve">Q1 FY27 standalone EBITDA margin 26.1% vs 11.9% YoY - sharp recovery</w:t>
+              <w:t xml:space="preserve">Q1 FY27 standalone EBITDA margin 26.1% vs 11.9% YoY - but management explicitly called this an 'abnormal snapshot' (Strait-of-Hormuz supply disruption) and guided 10-12% as the realistic sustainable baseline; FY26 full-year consolidated EBITDA margin was ~10.4%, in line with that guided baseline</w:t>
             </w:r>
           </w:p>
         </w:tc>
@@ -234,7 +234,7 @@
           </w:tcPr>
           <w:p>
             <w:r>
-              <w:t xml:space="preserve">Q1 FY27 standalone revenue Rs 770.5 Cr (vs Rs 723.0 Cr YoY); PAT Rs 137.3 Cr (vs Rs 54.9 Cr YoY)</w:t>
+              <w:t xml:space="preserve">Q1 FY27 standalone revenue Rs 770.5 Cr (+6.6% YoY, price/mix-driven); PAT Rs 137.3 Cr (+150.3% YoY); but standalone sales VOLUME fell 26% YoY to 38.9kt (consolidated volume -24% YoY to 50.8kt)</w:t>
             </w:r>
           </w:p>
         </w:tc>
@@ -261,7 +261,7 @@
           </w:tcPr>
           <w:p>
             <w:r>
-              <w:t xml:space="preserve">46.24% promoter holding as of Mar 2026; 0% pledged (fully released by 2024)</w:t>
+              <w:t xml:space="preserve">46.24% promoter holding (Jun 2026), down from 62.73% (Mar 2024) - tracks the disclosed 2024 INEOS-to-Agarwal ownership restructuring, not a stealth exit; 0% pledged throughout</w:t>
             </w:r>
           </w:p>
         </w:tc>
@@ -288,7 +288,7 @@
           </w:tcPr>
           <w:p>
             <w:r>
-              <w:t xml:space="preserve">Rs 1,773 - Rs 3,524 - stock has since fallen to a fresh 52-week low per recent news despite the strong Q1 FY27 print</w:t>
+              <w:t xml:space="preserve">Rs 1,773 - Rs 3,524 - stock hit fresh 52-week lows (~Rs 1,773-1,836) in Jan-Mar 2026 after a weak Dec-2025 quarter, before the Q1 FY27 spread-driven beat lifted it back to ~Rs 2,050-2,070</w:t>
             </w:r>
           </w:p>
         </w:tc>
@@ -304,7 +304,7 @@
         <w:spacing w:after="120"/>
       </w:pPr>
       <w:r>
-        <w:t xml:space="preserve">A genuine margin-recovery story: Q1 FY27 EBITDA margin more than doubled YoY (11.9% -&gt; 26.1%) and PAT roughly 2.5x'd, while revenue growth was more modest (~6.6%) - this is a margin/spread-driven earnings story (styrene-monomer spreads and an import-substitution tailwind) more than a volume story. ROE of ~21% and ROCE of ~16.8% are respectable for a commodity petrochemical producer, and debt is low. On an annualised basis (Q1 FY27 PAT x4 ~ Rs 549 Cr against a Rs 3,488 Cr market cap) the stock screens at roughly 6-7x forward earnings if the quarter's margin holds - cheap if durable, though a single strong quarter after a weak prior year should be read cautiously; commodity spreads can compress as fast as they expanded. Despite the strong print, the stock has reportedly fallen to a fresh 52-week low in recent trading, suggesting the market is not yet crediting the margin recovery as durable.</w:t>
+        <w:t xml:space="preserve">Re-verified against fresh filings, this is a materially more cautious picture than the prior pass: Q1 FY27's headline EBITDA margin doubling (11.9% -&gt; 26.1%) and PAT surge (~2.5x) were explicitly characterised by management on the concall as an 'abnormal snapshot' driven by a temporary supply-chain disruption (Strait of Hormuz-related feedstock/logistics dislocation widening styrene-monomer spreads), not a structural re-rating - management's own stated sustainable baseline is 10-12% EBITDA margin, close to FY26's actual full-year consolidated 10.4%. Critically, standalone sales VOLUME fell 26% YoY in Q1 FY27 (38.9kt vs ~52.6kt), meaning the revenue growth (+6.6%) was entirely price/spread-driven while underlying demand momentum weakened - this cuts against the 'import-substitution volume story' framing used in the earlier pass. The stock's 'cheap at ~6-7x annualised Q1 run-rate' claim from the prior pass does not survive: annualising an abnormal, management-disavowed quarter is not a valid run-rate; on FY26's actual (normalized-ish) PAT of Rs 182.8 Cr against a ~Rs 3,600-3,900 Cr market cap, the stock trades at a much more pedestrian ~19-21x, and even blending in a partial Q1 FY27 benefit still lands well above the '6-7x' figure. Debt remains low (debt/EBITDA ~0.4x) and the ABS Phase I capacity expansion (~50,000 TPA, ~Rs 350 Cr) remains on schedule for FY27 commissioning with first full-year contribution in FY28 - a genuine, funded, on-track commitment. Promoter holding has declined from 62.73% (Mar 2024) to 46.24% (Jun 2026), consistent with the known ownership restructuring rather than a fresh exit signal, and pledge has stayed at 0% throughout.</w:t>
       </w:r>
     </w:p>
     <w:p>
@@ -313,15 +313,452 @@
         <w:spacing w:after="120" w:before="280"/>
       </w:pPr>
       <w:r>
-        <w:t xml:space="preserve">Technical Read (Weekly / Monthly MACD + Bollinger Bands, or RSI/CCI/Williams %R proxy)</w:t>
-      </w:r>
-    </w:p>
-    <w:p>
-      <w:pPr>
-        <w:spacing w:after="120"/>
-      </w:pPr>
-      <w:r>
-        <w:t xml:space="preserve">Stock is near/at a 52-week low despite the strong Q1 FY27 results per recent news coverage (stock-specific sell-off, not broad-market driven) - a disconnect between reported fundamentals and price action worth flagging, not resolved this pass.</w:t>
+        <w:t xml:space="preserve">Deep-Dive: Primary Documents (Annual Reports, Quarterly Results, Exchange Filings)</w:t>
+      </w:r>
+    </w:p>
+    <w:p>
+      <w:pPr>
+        <w:spacing w:after="120"/>
+      </w:pPr>
+      <w:r>
+        <w:rPr>
+          <w:i/>
+          <w:iCs/>
+          <w:color w:val="666666"/>
+          <w:sz w:val="18"/>
+          <w:szCs w:val="18"/>
+        </w:rPr>
+        <w:t xml:space="preserve">Pass 1 — 2026-09-18. Built from the company's own filings (3 years of annual reports, ~4 quarters of results/concalls, and 6 months of BSE/NSE announcements), read via the web — a deeper layer than the forum-sentiment read below.</w:t>
+      </w:r>
+    </w:p>
+    <w:p>
+      <w:pPr>
+        <w:spacing w:after="120"/>
+      </w:pPr>
+      <w:r>
+        <w:rPr>
+          <w:b/>
+          <w:bCs/>
+          <w:sz w:val="20"/>
+          <w:szCs w:val="20"/>
+        </w:rPr>
+        <w:t xml:space="preserve">Sources reviewed this pass:</w:t>
+      </w:r>
+    </w:p>
+    <w:p>
+      <w:pPr>
+        <w:pStyle w:val="ListParagraph"/>
+        <w:numPr>
+          <w:ilvl w:val="0"/>
+          <w:numId w:val="1"/>
+        </w:numPr>
+        <w:spacing w:after="60"/>
+      </w:pPr>
+      <w:r>
+        <w:t xml:space="preserve">Q1 FY27 standalone/consolidated results &amp; concall commentary (investing.com transcript + slides)</w:t>
+      </w:r>
+    </w:p>
+    <w:p>
+      <w:pPr>
+        <w:pStyle w:val="ListParagraph"/>
+        <w:numPr>
+          <w:ilvl w:val="0"/>
+          <w:numId w:val="1"/>
+        </w:numPr>
+        <w:spacing w:after="60"/>
+      </w:pPr>
+      <w:r>
+        <w:t xml:space="preserve">FY26 full-year results (consolidated income Rs 3,454.4 Cr, EBITDA Rs 359.6 Cr/10.4% margin, PAT Rs 182.8 Cr)</w:t>
+      </w:r>
+    </w:p>
+    <w:p>
+      <w:pPr>
+        <w:pStyle w:val="ListParagraph"/>
+        <w:numPr>
+          <w:ilvl w:val="0"/>
+          <w:numId w:val="1"/>
+        </w:numPr>
+        <w:spacing w:after="60"/>
+      </w:pPr>
+      <w:r>
+        <w:t xml:space="preserve">Quarterly trend across FY25-FY27 (multibagg/marketsmojo/whalesbook summaries)</w:t>
+      </w:r>
+    </w:p>
+    <w:p>
+      <w:pPr>
+        <w:pStyle w:val="ListParagraph"/>
+        <w:numPr>
+          <w:ilvl w:val="0"/>
+          <w:numId w:val="1"/>
+        </w:numPr>
+        <w:spacing w:after="60"/>
+      </w:pPr>
+      <w:r>
+        <w:t xml:space="preserve">screener.in consolidated financials (current price/PE/ROCE/ROE, shareholding trend)</w:t>
+      </w:r>
+    </w:p>
+    <w:p>
+      <w:pPr>
+        <w:pStyle w:val="ListParagraph"/>
+        <w:numPr>
+          <w:ilvl w:val="0"/>
+          <w:numId w:val="1"/>
+        </w:numPr>
+        <w:spacing w:after="60"/>
+      </w:pPr>
+      <w:r>
+        <w:t xml:space="preserve">52-week-low news coverage (marketsmojo, Jan-Mar 2026 lows)</w:t>
+      </w:r>
+    </w:p>
+    <w:p>
+      <w:pPr>
+        <w:pStyle w:val="ListParagraph"/>
+        <w:numPr>
+          <w:ilvl w:val="0"/>
+          <w:numId w:val="1"/>
+        </w:numPr>
+        <w:spacing w:after="60"/>
+      </w:pPr>
+      <w:r>
+        <w:t xml:space="preserve">Promoter shareholding / pledge disclosures (Mar 2024 -&gt; Jun 2026 trend)</w:t>
+      </w:r>
+    </w:p>
+    <w:p>
+      <w:pPr>
+        <w:spacing w:after="120"/>
+      </w:pPr>
+      <w:r>
+        <w:rPr>
+          <w:b/>
+          <w:bCs/>
+          <w:sz w:val="20"/>
+          <w:szCs w:val="20"/>
+        </w:rPr>
+        <w:t xml:space="preserve">Annual-report findings (3-year view):</w:t>
+      </w:r>
+    </w:p>
+    <w:p>
+      <w:pPr>
+        <w:pStyle w:val="ListParagraph"/>
+        <w:numPr>
+          <w:ilvl w:val="0"/>
+          <w:numId w:val="1"/>
+        </w:numPr>
+        <w:spacing w:after="60"/>
+      </w:pPr>
+      <w:r>
+        <w:t xml:space="preserve">ABS Phase I capacity expansion (~50,000 TPA, ~Rs 350 Cr, internal accruals) on schedule for FY27 commissioning, first full-year contribution FY28</w:t>
+      </w:r>
+    </w:p>
+    <w:p>
+      <w:pPr>
+        <w:pStyle w:val="ListParagraph"/>
+        <w:numPr>
+          <w:ilvl w:val="0"/>
+          <w:numId w:val="1"/>
+        </w:numPr>
+        <w:spacing w:after="60"/>
+      </w:pPr>
+      <w:r>
+        <w:t xml:space="preserve">Debottlenecking already completed at Dahej (66KT-&gt;100KT) and Nandesari (23KT-&gt;27KT) in 2026</w:t>
+      </w:r>
+    </w:p>
+    <w:p>
+      <w:pPr>
+        <w:pStyle w:val="ListParagraph"/>
+        <w:numPr>
+          <w:ilvl w:val="0"/>
+          <w:numId w:val="1"/>
+        </w:numPr>
+        <w:spacing w:after="60"/>
+      </w:pPr>
+      <w:r>
+        <w:t xml:space="preserve">FY26 full-year consolidated: revenue Rs 3,454.4 Cr, EBITDA margin ~10.4%, PAT Rs 182.8 Cr - a much more modest baseline than the Q1 FY27 print</w:t>
+      </w:r>
+    </w:p>
+    <w:p>
+      <w:pPr>
+        <w:pStyle w:val="ListParagraph"/>
+        <w:numPr>
+          <w:ilvl w:val="0"/>
+          <w:numId w:val="1"/>
+        </w:numPr>
+        <w:spacing w:after="60"/>
+      </w:pPr>
+      <w:r>
+        <w:t xml:space="preserve">Promoter holding declined from 62.73% (Mar 2024) to 46.24% (Jun 2026); pledge stayed at 0% throughout</w:t>
+      </w:r>
+    </w:p>
+    <w:p>
+      <w:pPr>
+        <w:spacing w:after="120"/>
+      </w:pPr>
+      <w:r>
+        <w:rPr>
+          <w:b/>
+          <w:bCs/>
+          <w:sz w:val="20"/>
+          <w:szCs w:val="20"/>
+        </w:rPr>
+        <w:t xml:space="preserve">Quarterly trend (last ~4 quarters + concall commentary):</w:t>
+      </w:r>
+    </w:p>
+    <w:p>
+      <w:pPr>
+        <w:pStyle w:val="ListParagraph"/>
+        <w:numPr>
+          <w:ilvl w:val="0"/>
+          <w:numId w:val="1"/>
+        </w:numPr>
+        <w:spacing w:after="60"/>
+      </w:pPr>
+      <w:r>
+        <w:t xml:space="preserve">Q1 FY27: standalone revenue Rs 770.5 Cr (+6.6% YoY), EBITDA margin 26.1% (vs 11.9% YoY), PAT Rs 137.3 Cr (+150.3% YoY) - but standalone volume -26% YoY (38.9kt)</w:t>
+      </w:r>
+    </w:p>
+    <w:p>
+      <w:pPr>
+        <w:pStyle w:val="ListParagraph"/>
+        <w:numPr>
+          <w:ilvl w:val="0"/>
+          <w:numId w:val="1"/>
+        </w:numPr>
+        <w:spacing w:after="60"/>
+      </w:pPr>
+      <w:r>
+        <w:t xml:space="preserve">Q4 FY26: standalone total income Rs 658.4 Cr, PAT Rs 84.3 Cr; consolidated total income Rs 837.9 Cr, PAT Rs 73.5 Cr; highest operating margin in 7 quarters at 14.04%</w:t>
+      </w:r>
+    </w:p>
+    <w:p>
+      <w:pPr>
+        <w:pStyle w:val="ListParagraph"/>
+        <w:numPr>
+          <w:ilvl w:val="0"/>
+          <w:numId w:val="1"/>
+        </w:numPr>
+        <w:spacing w:after="60"/>
+      </w:pPr>
+      <w:r>
+        <w:t xml:space="preserve">Q3 FY26 (Dec 2025): PAT reportedly down ~61% vs the prior 4-quarter average - the weak quarter that drove the stock to its 52-week lows in Jan-Mar 2026</w:t>
+      </w:r>
+    </w:p>
+    <w:p>
+      <w:pPr>
+        <w:pStyle w:val="ListParagraph"/>
+        <w:numPr>
+          <w:ilvl w:val="0"/>
+          <w:numId w:val="1"/>
+        </w:numPr>
+        <w:spacing w:after="60"/>
+      </w:pPr>
+      <w:r>
+        <w:t xml:space="preserve">Q2 FY26: consolidated revenue Rs 801.9 Cr, PAT Rs 44.7 Cr</w:t>
+      </w:r>
+    </w:p>
+    <w:p>
+      <w:pPr>
+        <w:spacing w:after="120"/>
+      </w:pPr>
+      <w:r>
+        <w:rPr>
+          <w:b/>
+          <w:bCs/>
+          <w:sz w:val="20"/>
+          <w:szCs w:val="20"/>
+        </w:rPr>
+        <w:t xml:space="preserve">Exchange announcements (last 6 months):</w:t>
+      </w:r>
+    </w:p>
+    <w:p>
+      <w:pPr>
+        <w:pStyle w:val="ListParagraph"/>
+        <w:numPr>
+          <w:ilvl w:val="0"/>
+          <w:numId w:val="1"/>
+        </w:numPr>
+        <w:spacing w:after="60"/>
+      </w:pPr>
+      <w:r>
+        <w:t xml:space="preserve">Q1 FY27 results (May 2026): standalone PAT +150.3% YoY on a spread spike management called abnormal</w:t>
+      </w:r>
+    </w:p>
+    <w:p>
+      <w:pPr>
+        <w:pStyle w:val="ListParagraph"/>
+        <w:numPr>
+          <w:ilvl w:val="0"/>
+          <w:numId w:val="1"/>
+        </w:numPr>
+        <w:spacing w:after="60"/>
+      </w:pPr>
+      <w:r>
+        <w:t xml:space="preserve">Stock hit fresh 52-week lows repeatedly Jan-Mar 2026 (Rs 1,836 -&gt; Rs 1,796 -&gt; Rs 1,773) following the weak Dec-2025 quarter</w:t>
+      </w:r>
+    </w:p>
+    <w:p>
+      <w:pPr>
+        <w:pStyle w:val="ListParagraph"/>
+        <w:numPr>
+          <w:ilvl w:val="0"/>
+          <w:numId w:val="1"/>
+        </w:numPr>
+        <w:spacing w:after="60"/>
+      </w:pPr>
+      <w:r>
+        <w:t xml:space="preserve">No debt, capex, RPT, litigation, or KMP-change announcements surfaced this pass beyond the capacity-expansion schedule updates</w:t>
+      </w:r>
+    </w:p>
+    <w:p>
+      <w:pPr>
+        <w:spacing w:after="120"/>
+      </w:pPr>
+      <w:r>
+        <w:rPr>
+          <w:b/>
+          <w:bCs/>
+          <w:sz w:val="20"/>
+          <w:szCs w:val="20"/>
+        </w:rPr>
+        <w:t xml:space="preserve">Key new facts vs. the prior write-up:</w:t>
+      </w:r>
+    </w:p>
+    <w:p>
+      <w:pPr>
+        <w:pStyle w:val="ListParagraph"/>
+        <w:numPr>
+          <w:ilvl w:val="0"/>
+          <w:numId w:val="1"/>
+        </w:numPr>
+        <w:spacing w:after="60"/>
+      </w:pPr>
+      <w:r>
+        <w:t xml:space="preserve">Management explicitly called Q1 FY27's 26.1% EBITDA margin an 'abnormal snapshot' from a Strait-of-Hormuz-linked supply disruption, not a durable re-rating - directly undercuts the prior pass's bull framing</w:t>
+      </w:r>
+    </w:p>
+    <w:p>
+      <w:pPr>
+        <w:pStyle w:val="ListParagraph"/>
+        <w:numPr>
+          <w:ilvl w:val="0"/>
+          <w:numId w:val="1"/>
+        </w:numPr>
+        <w:spacing w:after="60"/>
+      </w:pPr>
+      <w:r>
+        <w:t xml:space="preserve">Standalone sales volume fell 26% YoY in Q1 FY27 despite the revenue/profit headline beat - the growth was purely price/spread-driven</w:t>
+      </w:r>
+    </w:p>
+    <w:p>
+      <w:pPr>
+        <w:pStyle w:val="ListParagraph"/>
+        <w:numPr>
+          <w:ilvl w:val="0"/>
+          <w:numId w:val="1"/>
+        </w:numPr>
+        <w:spacing w:after="60"/>
+      </w:pPr>
+      <w:r>
+        <w:t xml:space="preserve">FY26 full-year consolidated PAT was Rs 182.8 Cr (~10.4% EBITDA margin) - a far more representative run-rate than the annualised Q1 FY27 figure used in the prior pass's '~6-7x cheap' claim</w:t>
+      </w:r>
+    </w:p>
+    <w:p>
+      <w:pPr>
+        <w:pStyle w:val="ListParagraph"/>
+        <w:numPr>
+          <w:ilvl w:val="0"/>
+          <w:numId w:val="1"/>
+        </w:numPr>
+        <w:spacing w:after="60"/>
+      </w:pPr>
+      <w:r>
+        <w:t xml:space="preserve">80-85%-style spread protection language was NOT found for Styrenix (that applies to the Supreme Power Equipment order book, not this company) - Styrenix remains a direct spread-taker with no equivalent hedge mechanism identified</w:t>
+      </w:r>
+    </w:p>
+    <w:p>
+      <w:pPr>
+        <w:spacing w:after="120"/>
+      </w:pPr>
+      <w:r>
+        <w:rPr>
+          <w:b/>
+          <w:bCs/>
+          <w:sz w:val="20"/>
+          <w:szCs w:val="20"/>
+        </w:rPr>
+        <w:t xml:space="preserve">Open questions / what to watch:</w:t>
+      </w:r>
+    </w:p>
+    <w:p>
+      <w:pPr>
+        <w:pStyle w:val="ListParagraph"/>
+        <w:numPr>
+          <w:ilvl w:val="0"/>
+          <w:numId w:val="1"/>
+        </w:numPr>
+        <w:spacing w:after="60"/>
+      </w:pPr>
+      <w:r>
+        <w:t xml:space="preserve">Whether the Q1 FY27 spread widening fully reverses in H2 FY27 or partially persists</w:t>
+      </w:r>
+    </w:p>
+    <w:p>
+      <w:pPr>
+        <w:pStyle w:val="ListParagraph"/>
+        <w:numPr>
+          <w:ilvl w:val="0"/>
+          <w:numId w:val="1"/>
+        </w:numPr>
+        <w:spacing w:after="60"/>
+      </w:pPr>
+      <w:r>
+        <w:t xml:space="preserve">RPT trend and auditor commentary - not independently sourced this pass (common-directorship web with Shiva Pharmachem and other group entities noted but not quantified)</w:t>
+      </w:r>
+    </w:p>
+    <w:p>
+      <w:pPr>
+        <w:pStyle w:val="ListParagraph"/>
+        <w:numPr>
+          <w:ilvl w:val="0"/>
+          <w:numId w:val="1"/>
+        </w:numPr>
+        <w:spacing w:after="60"/>
+      </w:pPr>
+      <w:r>
+        <w:t xml:space="preserve">FCF conversion during the ABS Phase I construction period - not cleanly derivable from sources reviewed this pass</w:t>
+      </w:r>
+    </w:p>
+    <w:p>
+      <w:pPr>
+        <w:pStyle w:val="ListParagraph"/>
+        <w:numPr>
+          <w:ilvl w:val="0"/>
+          <w:numId w:val="1"/>
+        </w:numPr>
+        <w:spacing w:after="60"/>
+      </w:pPr>
+      <w:r>
+        <w:t xml:space="preserve">Whether the 26% YoY volume decline is purely feedstock-logistics-driven (as management claims) or partly demand-side</w:t>
+      </w:r>
+    </w:p>
+    <w:p>
+      <w:pPr>
+        <w:spacing w:after="120" w:before="120"/>
+      </w:pPr>
+      <w:r>
+        <w:rPr>
+          <w:b/>
+          <w:bCs/>
+          <w:sz w:val="20"/>
+          <w:szCs w:val="20"/>
+        </w:rPr>
+        <w:t xml:space="preserve">Conviction impact: </w:t>
+      </w:r>
+      <w:r>
+        <w:rPr>
+          <w:sz w:val="20"/>
+          <w:szCs w:val="20"/>
+        </w:rPr>
+        <w:t xml:space="preserve">Medium -&gt; Low-Medium. The fresh filings read overturns the prior pass's core bull argument: management itself disavowed the Q1 FY27 margin/PAT surge as an abnormal one-off, volumes were actually down 26% YoY, and the 'cheap at ~6-7x' valuation claim does not survive using FY26's real (non-abnormal) run-rate. The structural import-substitution tailwind and on-schedule ABS Phase I capacity expansion remain genuine positives, and the active ValuePickr thread corroboration keeps this above plain Low, but conviction moves down to Low-Medium.</w:t>
       </w:r>
     </w:p>
     <w:p>
@@ -330,15 +767,22 @@
         <w:spacing w:after="120" w:before="280"/>
       </w:pPr>
       <w:r>
-        <w:t xml:space="preserve">ValuePickr Community Signal</w:t>
-      </w:r>
-    </w:p>
-    <w:p>
-      <w:pPr>
-        <w:spacing w:after="120"/>
-      </w:pPr>
-      <w:r>
-        <w:t xml:space="preserve">Dedicated ValuePickr thread found and confirmed via forum search (topic_id 185353, 'Styrenix Performance Materials - This Market leader is doubling capacities - FAST!', created Feb 2025, active through May 2026, 27 posts). The seed post frames the investment case around the Agarwal family's reacquisition of control and capacity-doubling plans. A related older thread (Bhansali Engineering Polymers, topic 8933) corroborates the LG Polymers ABS-capacity-exit/import-substitution dynamic independently. No bearish thread found in the search snippets.</w:t>
+        <w:t xml:space="preserve">Guidance &amp; Expectation Gap</w:t>
+      </w:r>
+    </w:p>
+    <w:p>
+      <w:pPr>
+        <w:spacing w:after="120"/>
+      </w:pPr>
+      <w:r>
+        <w:rPr>
+          <w:i/>
+          <w:iCs/>
+          <w:color w:val="666666"/>
+          <w:sz w:val="18"/>
+          <w:szCs w:val="18"/>
+        </w:rPr>
+        <w:t xml:space="preserve">Management guidance decoded into commitments, graded on the expectation → action → operational → commercial → financial ladder, then compared to what the current price appears to assume. Method: playbook/guidance-and-expectation-gap.md.</w:t>
       </w:r>
     </w:p>
     <w:p>
@@ -352,14 +796,931 @@
           <w:sz w:val="20"/>
           <w:szCs w:val="20"/>
         </w:rPr>
-        <w:t xml:space="preserve">High-conviction call from a top contributor: </w:t>
-      </w:r>
-      <w:r>
-        <w:rPr>
-          <w:sz w:val="20"/>
-          <w:szCs w:val="20"/>
-        </w:rPr>
-        <w:t xml:space="preserve">Active, named ValuePickr thread specifically framing this as a capacity-doubling + ownership-realignment story - a real (if not independently deep-read this pass) community corroboration, not just plain mention.</w:t>
+        <w:t xml:space="preserve">Commitment ladder (most-proven first):</w:t>
+      </w:r>
+    </w:p>
+    <w:tbl>
+      <w:tblPr>
+        <w:tblW w:type="dxa" w:w="9000"/>
+        <w:tblBorders>
+          <w:top w:val="single" w:color="auto" w:sz="4"/>
+          <w:left w:val="single" w:color="auto" w:sz="4"/>
+          <w:bottom w:val="single" w:color="auto" w:sz="4"/>
+          <w:right w:val="single" w:color="auto" w:sz="4"/>
+          <w:insideH w:val="single" w:color="auto" w:sz="4"/>
+          <w:insideV w:val="single" w:color="auto" w:sz="4"/>
+        </w:tblBorders>
+      </w:tblPr>
+      <w:tblGrid>
+        <w:gridCol w:w="1100"/>
+        <w:gridCol w:w="2600"/>
+        <w:gridCol w:w="2400"/>
+        <w:gridCol w:w="900"/>
+        <w:gridCol w:w="1200"/>
+        <w:gridCol w:w="800"/>
+      </w:tblGrid>
+      <w:tr>
+        <w:trPr>
+          <w:tblHeader/>
+        </w:trPr>
+        <w:tc>
+          <w:tcPr>
+            <w:tcW w:type="dxa" w:w="1100"/>
+            <w:shd w:fill="F2F2F2" w:val="clear"/>
+          </w:tcPr>
+          <w:p>
+            <w:r>
+              <w:rPr>
+                <w:b/>
+                <w:bCs/>
+                <w:sz w:val="18"/>
+                <w:szCs w:val="18"/>
+              </w:rPr>
+              <w:t xml:space="preserve">Area</w:t>
+            </w:r>
+          </w:p>
+        </w:tc>
+        <w:tc>
+          <w:tcPr>
+            <w:tcW w:type="dxa" w:w="2600"/>
+            <w:shd w:fill="F2F2F2" w:val="clear"/>
+          </w:tcPr>
+          <w:p>
+            <w:r>
+              <w:rPr>
+                <w:b/>
+                <w:bCs/>
+                <w:sz w:val="18"/>
+                <w:szCs w:val="18"/>
+              </w:rPr>
+              <w:t xml:space="preserve">Commitment</w:t>
+            </w:r>
+          </w:p>
+        </w:tc>
+        <w:tc>
+          <w:tcPr>
+            <w:tcW w:type="dxa" w:w="2400"/>
+            <w:shd w:fill="F2F2F2" w:val="clear"/>
+          </w:tcPr>
+          <w:p>
+            <w:r>
+              <w:rPr>
+                <w:b/>
+                <w:bCs/>
+                <w:sz w:val="18"/>
+                <w:szCs w:val="18"/>
+              </w:rPr>
+              <w:t xml:space="preserve">Specifics</w:t>
+            </w:r>
+          </w:p>
+        </w:tc>
+        <w:tc>
+          <w:tcPr>
+            <w:tcW w:type="dxa" w:w="900"/>
+            <w:shd w:fill="F2F2F2" w:val="clear"/>
+          </w:tcPr>
+          <w:p>
+            <w:r>
+              <w:rPr>
+                <w:b/>
+                <w:bCs/>
+                <w:sz w:val="18"/>
+                <w:szCs w:val="18"/>
+              </w:rPr>
+              <w:t xml:space="preserve">By when</w:t>
+            </w:r>
+          </w:p>
+        </w:tc>
+        <w:tc>
+          <w:tcPr>
+            <w:tcW w:type="dxa" w:w="1200"/>
+            <w:shd w:fill="F2F2F2" w:val="clear"/>
+          </w:tcPr>
+          <w:p>
+            <w:r>
+              <w:rPr>
+                <w:b/>
+                <w:bCs/>
+                <w:sz w:val="18"/>
+                <w:szCs w:val="18"/>
+              </w:rPr>
+              <w:t xml:space="preserve">Stage</w:t>
+            </w:r>
+          </w:p>
+        </w:tc>
+        <w:tc>
+          <w:tcPr>
+            <w:tcW w:type="dxa" w:w="800"/>
+            <w:shd w:fill="F2F2F2" w:val="clear"/>
+          </w:tcPr>
+          <w:p>
+            <w:r>
+              <w:rPr>
+                <w:b/>
+                <w:bCs/>
+                <w:sz w:val="18"/>
+                <w:szCs w:val="18"/>
+              </w:rPr>
+              <w:t xml:space="preserve">Thesis-critical</w:t>
+            </w:r>
+          </w:p>
+        </w:tc>
+      </w:tr>
+      <w:tr>
+        <w:tc>
+          <w:tcPr>
+            <w:tcW w:type="dxa" w:w="1100"/>
+          </w:tcPr>
+          <w:p>
+            <w:r>
+              <w:rPr>
+                <w:b w:val="false"/>
+                <w:bCs w:val="false"/>
+                <w:sz w:val="18"/>
+                <w:szCs w:val="18"/>
+              </w:rPr>
+              <w:t xml:space="preserve">capacity</w:t>
+            </w:r>
+          </w:p>
+        </w:tc>
+        <w:tc>
+          <w:tcPr>
+            <w:tcW w:type="dxa" w:w="2600"/>
+          </w:tcPr>
+          <w:p>
+            <w:r>
+              <w:rPr>
+                <w:b w:val="false"/>
+                <w:bCs w:val="false"/>
+                <w:sz w:val="18"/>
+                <w:szCs w:val="18"/>
+              </w:rPr>
+              <w:t xml:space="preserve">ABS Phase I capacity expansion, 50,000 TPA</w:t>
+            </w:r>
+          </w:p>
+        </w:tc>
+        <w:tc>
+          <w:tcPr>
+            <w:tcW w:type="dxa" w:w="2400"/>
+          </w:tcPr>
+          <w:p>
+            <w:r>
+              <w:rPr>
+                <w:b w:val="false"/>
+                <w:bCs w:val="false"/>
+                <w:sz w:val="18"/>
+                <w:szCs w:val="18"/>
+              </w:rPr>
+              <w:t xml:space="preserve">~Rs 350 Cr, funded by internal accruals</w:t>
+            </w:r>
+          </w:p>
+        </w:tc>
+        <w:tc>
+          <w:tcPr>
+            <w:tcW w:type="dxa" w:w="900"/>
+          </w:tcPr>
+          <w:p>
+            <w:r>
+              <w:rPr>
+                <w:b w:val="false"/>
+                <w:bCs w:val="false"/>
+                <w:sz w:val="18"/>
+                <w:szCs w:val="18"/>
+              </w:rPr>
+              <w:t xml:space="preserve">FY27</w:t>
+            </w:r>
+          </w:p>
+        </w:tc>
+        <w:tc>
+          <w:tcPr>
+            <w:tcW w:type="dxa" w:w="1200"/>
+          </w:tcPr>
+          <w:p>
+            <w:r>
+              <w:rPr>
+                <w:b w:val="false"/>
+                <w:bCs w:val="false"/>
+                <w:sz w:val="18"/>
+                <w:szCs w:val="18"/>
+              </w:rPr>
+              <w:t xml:space="preserve">operational</w:t>
+            </w:r>
+          </w:p>
+        </w:tc>
+        <w:tc>
+          <w:tcPr>
+            <w:tcW w:type="dxa" w:w="800"/>
+          </w:tcPr>
+          <w:p>
+            <w:r>
+              <w:rPr>
+                <w:b w:val="false"/>
+                <w:bCs w:val="false"/>
+                <w:sz w:val="18"/>
+                <w:szCs w:val="18"/>
+              </w:rPr>
+              <w:t xml:space="preserve">yes</w:t>
+            </w:r>
+          </w:p>
+        </w:tc>
+      </w:tr>
+      <w:tr>
+        <w:tc>
+          <w:tcPr>
+            <w:tcW w:type="dxa" w:w="1100"/>
+          </w:tcPr>
+          <w:p>
+            <w:r>
+              <w:rPr>
+                <w:b w:val="false"/>
+                <w:bCs w:val="false"/>
+                <w:sz w:val="18"/>
+                <w:szCs w:val="18"/>
+              </w:rPr>
+              <w:t xml:space="preserve">margin</w:t>
+            </w:r>
+          </w:p>
+        </w:tc>
+        <w:tc>
+          <w:tcPr>
+            <w:tcW w:type="dxa" w:w="2600"/>
+          </w:tcPr>
+          <w:p>
+            <w:r>
+              <w:rPr>
+                <w:b w:val="false"/>
+                <w:bCs w:val="false"/>
+                <w:sz w:val="18"/>
+                <w:szCs w:val="18"/>
+              </w:rPr>
+              <w:t xml:space="preserve">Margin to normalise toward a 10-12% sustainable baseline</w:t>
+            </w:r>
+          </w:p>
+        </w:tc>
+        <w:tc>
+          <w:tcPr>
+            <w:tcW w:type="dxa" w:w="2400"/>
+          </w:tcPr>
+          <w:p>
+            <w:r>
+              <w:rPr>
+                <w:b w:val="false"/>
+                <w:bCs w:val="false"/>
+                <w:sz w:val="18"/>
+                <w:szCs w:val="18"/>
+              </w:rPr>
+              <w:t xml:space="preserve">vs Q1 FY27's abnormal 26.1% standalone print</w:t>
+            </w:r>
+          </w:p>
+        </w:tc>
+        <w:tc>
+          <w:tcPr>
+            <w:tcW w:type="dxa" w:w="900"/>
+          </w:tcPr>
+          <w:p>
+            <w:r>
+              <w:rPr>
+                <w:b w:val="false"/>
+                <w:bCs w:val="false"/>
+                <w:sz w:val="18"/>
+                <w:szCs w:val="18"/>
+              </w:rPr>
+              <w:t xml:space="preserve">6M</w:t>
+            </w:r>
+          </w:p>
+        </w:tc>
+        <w:tc>
+          <w:tcPr>
+            <w:tcW w:type="dxa" w:w="1200"/>
+          </w:tcPr>
+          <w:p>
+            <w:r>
+              <w:rPr>
+                <w:b w:val="false"/>
+                <w:bCs w:val="false"/>
+                <w:sz w:val="18"/>
+                <w:szCs w:val="18"/>
+              </w:rPr>
+              <w:t xml:space="preserve">expectation</w:t>
+            </w:r>
+          </w:p>
+        </w:tc>
+        <w:tc>
+          <w:tcPr>
+            <w:tcW w:type="dxa" w:w="800"/>
+          </w:tcPr>
+          <w:p>
+            <w:r>
+              <w:rPr>
+                <w:b w:val="false"/>
+                <w:bCs w:val="false"/>
+                <w:sz w:val="18"/>
+                <w:szCs w:val="18"/>
+              </w:rPr>
+              <w:t xml:space="preserve">yes</w:t>
+            </w:r>
+          </w:p>
+        </w:tc>
+      </w:tr>
+      <w:tr>
+        <w:tc>
+          <w:tcPr>
+            <w:tcW w:type="dxa" w:w="1100"/>
+          </w:tcPr>
+          <w:p>
+            <w:r>
+              <w:rPr>
+                <w:b w:val="false"/>
+                <w:bCs w:val="false"/>
+                <w:sz w:val="18"/>
+                <w:szCs w:val="18"/>
+              </w:rPr>
+              <w:t xml:space="preserve">strategy</w:t>
+            </w:r>
+          </w:p>
+        </w:tc>
+        <w:tc>
+          <w:tcPr>
+            <w:tcW w:type="dxa" w:w="2600"/>
+          </w:tcPr>
+          <w:p>
+            <w:r>
+              <w:rPr>
+                <w:b w:val="false"/>
+                <w:bCs w:val="false"/>
+                <w:sz w:val="18"/>
+                <w:szCs w:val="18"/>
+              </w:rPr>
+              <w:t xml:space="preserve">Thailand consolidated operations to demonstrate stronger performance</w:t>
+            </w:r>
+          </w:p>
+        </w:tc>
+        <w:tc>
+          <w:tcPr>
+            <w:tcW w:type="dxa" w:w="2400"/>
+          </w:tcPr>
+          <w:p>
+            <w:r>
+              <w:rPr>
+                <w:b w:val="false"/>
+                <w:bCs w:val="false"/>
+                <w:sz w:val="18"/>
+                <w:szCs w:val="18"/>
+              </w:rPr>
+              <w:t xml:space="preserve">management flagged ~3 years needed</w:t>
+            </w:r>
+          </w:p>
+        </w:tc>
+        <w:tc>
+          <w:tcPr>
+            <w:tcW w:type="dxa" w:w="900"/>
+          </w:tcPr>
+          <w:p>
+            <w:r>
+              <w:rPr>
+                <w:b w:val="false"/>
+                <w:bCs w:val="false"/>
+                <w:sz w:val="18"/>
+                <w:szCs w:val="18"/>
+              </w:rPr>
+              <w:t xml:space="preserve">beyond</w:t>
+            </w:r>
+          </w:p>
+        </w:tc>
+        <w:tc>
+          <w:tcPr>
+            <w:tcW w:type="dxa" w:w="1200"/>
+          </w:tcPr>
+          <w:p>
+            <w:r>
+              <w:rPr>
+                <w:b w:val="false"/>
+                <w:bCs w:val="false"/>
+                <w:sz w:val="18"/>
+                <w:szCs w:val="18"/>
+              </w:rPr>
+              <w:t xml:space="preserve">expectation</w:t>
+            </w:r>
+          </w:p>
+        </w:tc>
+        <w:tc>
+          <w:tcPr>
+            <w:tcW w:type="dxa" w:w="800"/>
+          </w:tcPr>
+          <w:p>
+            <w:r>
+              <w:rPr>
+                <w:b w:val="false"/>
+                <w:bCs w:val="false"/>
+                <w:sz w:val="18"/>
+                <w:szCs w:val="18"/>
+              </w:rPr>
+              <w:t xml:space="preserve"/>
+            </w:r>
+          </w:p>
+        </w:tc>
+      </w:tr>
+    </w:tbl>
+    <w:p>
+      <w:pPr>
+        <w:spacing w:after="60" w:before="120"/>
+      </w:pPr>
+      <w:r>
+        <w:rPr>
+          <w:b/>
+          <w:bCs/>
+          <w:sz w:val="20"/>
+          <w:szCs w:val="20"/>
+        </w:rPr>
+        <w:t xml:space="preserve">Earnings chain: </w:t>
+      </w:r>
+      <w:r>
+        <w:rPr>
+          <w:b w:val="false"/>
+          <w:bCs w:val="false"/>
+          <w:sz w:val="20"/>
+          <w:szCs w:val="20"/>
+        </w:rPr>
+        <w:t xml:space="preserve">styrene-monomer feedstock cost/spread</w:t>
+      </w:r>
+      <w:r>
+        <w:rPr>
+          <w:color w:val="666666"/>
+          <w:sz w:val="20"/>
+          <w:szCs w:val="20"/>
+        </w:rPr>
+        <w:t xml:space="preserve"> → </w:t>
+      </w:r>
+      <w:r>
+        <w:rPr>
+          <w:b w:val="false"/>
+          <w:bCs w:val="false"/>
+          <w:sz w:val="20"/>
+          <w:szCs w:val="20"/>
+        </w:rPr>
+        <w:t xml:space="preserve">ABS/SAN/PS pricing &amp; volumes</w:t>
+      </w:r>
+      <w:r>
+        <w:rPr>
+          <w:color w:val="666666"/>
+          <w:sz w:val="20"/>
+          <w:szCs w:val="20"/>
+        </w:rPr>
+        <w:t xml:space="preserve"> → </w:t>
+      </w:r>
+      <w:r>
+        <w:rPr>
+          <w:b w:val="false"/>
+          <w:bCs w:val="false"/>
+          <w:sz w:val="20"/>
+          <w:szCs w:val="20"/>
+        </w:rPr>
+        <w:t xml:space="preserve">revenue</w:t>
+      </w:r>
+      <w:r>
+        <w:rPr>
+          <w:color w:val="666666"/>
+          <w:sz w:val="20"/>
+          <w:szCs w:val="20"/>
+        </w:rPr>
+        <w:t xml:space="preserve"> → </w:t>
+      </w:r>
+      <w:r>
+        <w:rPr>
+          <w:b w:val="false"/>
+          <w:bCs w:val="false"/>
+          <w:sz w:val="20"/>
+          <w:szCs w:val="20"/>
+        </w:rPr>
+        <w:t xml:space="preserve">EBITDA margin (spread-driven)</w:t>
+      </w:r>
+      <w:r>
+        <w:rPr>
+          <w:color w:val="666666"/>
+          <w:sz w:val="20"/>
+          <w:szCs w:val="20"/>
+        </w:rPr>
+        <w:t xml:space="preserve"> → </w:t>
+      </w:r>
+      <w:r>
+        <w:rPr>
+          <w:b w:val="false"/>
+          <w:bCs w:val="false"/>
+          <w:sz w:val="20"/>
+          <w:szCs w:val="20"/>
+        </w:rPr>
+        <w:t xml:space="preserve">PAT/FCF</w:t>
+      </w:r>
+    </w:p>
+    <w:p>
+      <w:pPr>
+        <w:spacing w:after="120"/>
+      </w:pPr>
+      <w:r>
+        <w:rPr>
+          <w:color w:val="666666"/>
+          <w:sz w:val="18"/>
+          <w:szCs w:val="18"/>
+        </w:rPr>
+        <w:t xml:space="preserve">Bottleneck link: styrene-monomer spread / feedstock cost &amp; logistics volatility.</w:t>
+      </w:r>
+    </w:p>
+    <w:p>
+      <w:pPr>
+        <w:spacing w:after="120"/>
+      </w:pPr>
+      <w:r>
+        <w:rPr>
+          <w:color w:val="666666"/>
+          <w:sz w:val="18"/>
+          <w:szCs w:val="18"/>
+        </w:rPr>
+        <w:t xml:space="preserve">Operating leverage: unclear - margin swings this pass were spread-driven, not a clean utilisation/fixed-cost operating-leverage story</w:t>
+      </w:r>
+    </w:p>
+    <w:p>
+      <w:pPr>
+        <w:spacing w:after="120"/>
+      </w:pPr>
+      <w:r>
+        <w:rPr>
+          <w:color w:val="666666"/>
+          <w:sz w:val="18"/>
+          <w:szCs w:val="18"/>
+        </w:rPr>
+        <w:t xml:space="preserve">Evidenced: ABS Phase I capacity under construction, on schedule (company confirmed FY27 commissioning). Still assumed: margin normalisation to 10-12%; volume recovery as the supply-chain dislocation eases; Thailand operations improving over ~3 years.</w:t>
+      </w:r>
+    </w:p>
+    <w:p>
+      <w:pPr>
+        <w:spacing w:after="120"/>
+      </w:pPr>
+      <w:r>
+        <w:rPr>
+          <w:b/>
+          <w:bCs/>
+          <w:sz w:val="20"/>
+          <w:szCs w:val="20"/>
+        </w:rPr>
+        <w:t xml:space="preserve">Market expectation vs. our path:</w:t>
+      </w:r>
+    </w:p>
+    <w:tbl>
+      <w:tblPr>
+        <w:tblW w:type="dxa" w:w="9000"/>
+        <w:tblBorders>
+          <w:top w:val="single" w:color="auto" w:sz="4"/>
+          <w:left w:val="single" w:color="auto" w:sz="4"/>
+          <w:bottom w:val="single" w:color="auto" w:sz="4"/>
+          <w:right w:val="single" w:color="auto" w:sz="4"/>
+          <w:insideH w:val="single" w:color="auto" w:sz="4"/>
+          <w:insideV w:val="single" w:color="auto" w:sz="4"/>
+        </w:tblBorders>
+      </w:tblPr>
+      <w:tblGrid>
+        <w:gridCol w:w="3200"/>
+        <w:gridCol w:w="5800"/>
+      </w:tblGrid>
+      <w:tr>
+        <w:tc>
+          <w:tcPr>
+            <w:tcW w:type="dxa" w:w="3200"/>
+            <w:shd w:fill="F2F2F2" w:val="clear"/>
+          </w:tcPr>
+          <w:p>
+            <w:r>
+              <w:rPr>
+                <w:b/>
+                <w:bCs/>
+              </w:rPr>
+              <w:t xml:space="preserve">As of</w:t>
+            </w:r>
+          </w:p>
+        </w:tc>
+        <w:tc>
+          <w:tcPr>
+            <w:tcW w:type="dxa" w:w="5800"/>
+          </w:tcPr>
+          <w:p>
+            <w:r>
+              <w:t xml:space="preserve">2026-09-18</w:t>
+            </w:r>
+          </w:p>
+        </w:tc>
+      </w:tr>
+      <w:tr>
+        <w:tc>
+          <w:tcPr>
+            <w:tcW w:type="dxa" w:w="3200"/>
+            <w:shd w:fill="F2F2F2" w:val="clear"/>
+          </w:tcPr>
+          <w:p>
+            <w:r>
+              <w:rPr>
+                <w:b/>
+                <w:bCs/>
+              </w:rPr>
+              <w:t xml:space="preserve">Price / multiple</w:t>
+            </w:r>
+          </w:p>
+        </w:tc>
+        <w:tc>
+          <w:tcPr>
+            <w:tcW w:type="dxa" w:w="5800"/>
+          </w:tcPr>
+          <w:p>
+            <w:r>
+              <w:t xml:space="preserve">Rs 2068 · 13.2x P/E</w:t>
+            </w:r>
+          </w:p>
+        </w:tc>
+      </w:tr>
+      <w:tr>
+        <w:tc>
+          <w:tcPr>
+            <w:tcW w:type="dxa" w:w="3200"/>
+            <w:shd w:fill="F2F2F2" w:val="clear"/>
+          </w:tcPr>
+          <w:p>
+            <w:r>
+              <w:rPr>
+                <w:b/>
+                <w:bCs/>
+              </w:rPr>
+              <w:t xml:space="preserve">Right valuation lens</w:t>
+            </w:r>
+          </w:p>
+        </w:tc>
+        <w:tc>
+          <w:tcPr>
+            <w:tcW w:type="dxa" w:w="5800"/>
+          </w:tcPr>
+          <w:p>
+            <w:r>
+              <w:t xml:space="preserve">P/E</w:t>
+            </w:r>
+          </w:p>
+        </w:tc>
+      </w:tr>
+      <w:tr>
+        <w:tc>
+          <w:tcPr>
+            <w:tcW w:type="dxa" w:w="3200"/>
+            <w:shd w:fill="F2F2F2" w:val="clear"/>
+          </w:tcPr>
+          <w:p>
+            <w:r>
+              <w:rPr>
+                <w:b/>
+                <w:bCs/>
+              </w:rPr>
+              <w:t xml:space="preserve">Price implies</w:t>
+            </w:r>
+          </w:p>
+        </w:tc>
+        <w:tc>
+          <w:tcPr>
+            <w:tcW w:type="dxa" w:w="5800"/>
+          </w:tcPr>
+          <w:p>
+            <w:r>
+              <w:t xml:space="preserve">Sources disagree on trailing P/E (~13x per screener.in vs ~18.6x per another tracker, likely reflecting different TTM windows around the Q1 FY27 spike quarter); at either reading, for a company management itself says normalises to ~10-12% EBITDA margins (below FY26's already-modest 10.4%), the multiple is not obviously pricing in aggressive forward growth</w:t>
+            </w:r>
+          </w:p>
+        </w:tc>
+      </w:tr>
+      <w:tr>
+        <w:tc>
+          <w:tcPr>
+            <w:tcW w:type="dxa" w:w="3200"/>
+            <w:shd w:fill="F2F2F2" w:val="clear"/>
+          </w:tcPr>
+          <w:p>
+            <w:r>
+              <w:rPr>
+                <w:b/>
+                <w:bCs/>
+              </w:rPr>
+              <w:t xml:space="preserve">Our FY27</w:t>
+            </w:r>
+          </w:p>
+        </w:tc>
+        <w:tc>
+          <w:tcPr>
+            <w:tcW w:type="dxa" w:w="5800"/>
+          </w:tcPr>
+          <w:p>
+            <w:r>
+              <w:t xml:space="preserve">H1 FY27 likely shows a strong print (Q1's abnormal spread) fading toward the 10-12% guided baseline in H2 as the supply dislocation eases; ABS Phase I commissions late FY27 with minimal revenue contribution this year</w:t>
+            </w:r>
+          </w:p>
+        </w:tc>
+      </w:tr>
+      <w:tr>
+        <w:tc>
+          <w:tcPr>
+            <w:tcW w:type="dxa" w:w="3200"/>
+            <w:shd w:fill="F2F2F2" w:val="clear"/>
+          </w:tcPr>
+          <w:p>
+            <w:r>
+              <w:rPr>
+                <w:b/>
+                <w:bCs/>
+              </w:rPr>
+              <w:t xml:space="preserve">Our FY28</w:t>
+            </w:r>
+          </w:p>
+        </w:tc>
+        <w:tc>
+          <w:tcPr>
+            <w:tcW w:type="dxa" w:w="5800"/>
+          </w:tcPr>
+          <w:p>
+            <w:r>
+              <w:t xml:space="preserve">First full-year ABS Phase I contribution; volume growth resumption assumed but unconfirmed; Thailand operations still finding their footing per management's own ~3-year framing</w:t>
+            </w:r>
+          </w:p>
+        </w:tc>
+      </w:tr>
+      <w:tr>
+        <w:tc>
+          <w:tcPr>
+            <w:tcW w:type="dxa" w:w="3200"/>
+            <w:shd w:fill="F2F2F2" w:val="clear"/>
+          </w:tcPr>
+          <w:p>
+            <w:r>
+              <w:rPr>
+                <w:b/>
+                <w:bCs/>
+              </w:rPr>
+              <w:t xml:space="preserve">Gap direction</w:t>
+            </w:r>
+          </w:p>
+        </w:tc>
+        <w:tc>
+          <w:tcPr>
+            <w:tcW w:type="dxa" w:w="5800"/>
+          </w:tcPr>
+          <w:p>
+            <w:r>
+              <w:t xml:space="preserve">partially-priced</w:t>
+            </w:r>
+          </w:p>
+        </w:tc>
+      </w:tr>
+      <w:tr>
+        <w:tc>
+          <w:tcPr>
+            <w:tcW w:type="dxa" w:w="3200"/>
+            <w:shd w:fill="F2F2F2" w:val="clear"/>
+          </w:tcPr>
+          <w:p>
+            <w:r>
+              <w:rPr>
+                <w:b/>
+                <w:bCs/>
+              </w:rPr>
+              <w:t xml:space="preserve">Gap type</w:t>
+            </w:r>
+          </w:p>
+        </w:tc>
+        <w:tc>
+          <w:tcPr>
+            <w:tcW w:type="dxa" w:w="5800"/>
+          </w:tcPr>
+          <w:p>
+            <w:r>
+              <w:t xml:space="preserve">margin</w:t>
+            </w:r>
+          </w:p>
+        </w:tc>
+      </w:tr>
+      <w:tr>
+        <w:tc>
+          <w:tcPr>
+            <w:tcW w:type="dxa" w:w="3200"/>
+            <w:shd w:fill="F2F2F2" w:val="clear"/>
+          </w:tcPr>
+          <w:p>
+            <w:r>
+              <w:rPr>
+                <w:b/>
+                <w:bCs/>
+              </w:rPr>
+              <w:t xml:space="preserve">Gap magnitude</w:t>
+            </w:r>
+          </w:p>
+        </w:tc>
+        <w:tc>
+          <w:tcPr>
+            <w:tcW w:type="dxa" w:w="5800"/>
+          </w:tcPr>
+          <w:p>
+            <w:r>
+              <w:t xml:space="preserve">not estimable</w:t>
+            </w:r>
+          </w:p>
+        </w:tc>
+      </w:tr>
+      <w:tr>
+        <w:tc>
+          <w:tcPr>
+            <w:tcW w:type="dxa" w:w="3200"/>
+            <w:shd w:fill="F2F2F2" w:val="clear"/>
+          </w:tcPr>
+          <w:p>
+            <w:r>
+              <w:rPr>
+                <w:b/>
+                <w:bCs/>
+              </w:rPr>
+              <w:t xml:space="preserve">Gap basis</w:t>
+            </w:r>
+          </w:p>
+        </w:tc>
+        <w:tc>
+          <w:tcPr>
+            <w:tcW w:type="dxa" w:w="5800"/>
+          </w:tcPr>
+          <w:p>
+            <w:r>
+              <w:t xml:space="preserve">Management guided margins back toward 10-12% (below FY26's actual 10.4%); the market has already re-rated somewhat off the Q1 FY27 beat (price up from the ~Rs 1,773-1,836 Jan-Mar 2026 lows to ~Rs 2,050-2,070) without yet reflecting the FY28 ABS Phase I contribution, so we read this as roughly fair/partially-priced rather than clearly underestimated or over-optimistic</w:t>
+            </w:r>
+          </w:p>
+        </w:tc>
+      </w:tr>
+      <w:tr>
+        <w:tc>
+          <w:tcPr>
+            <w:tcW w:type="dxa" w:w="3200"/>
+            <w:shd w:fill="F2F2F2" w:val="clear"/>
+          </w:tcPr>
+          <w:p>
+            <w:r>
+              <w:rPr>
+                <w:b/>
+                <w:bCs/>
+              </w:rPr>
+              <w:t xml:space="preserve">Evidence quality</w:t>
+            </w:r>
+          </w:p>
+        </w:tc>
+        <w:tc>
+          <w:tcPr>
+            <w:tcW w:type="dxa" w:w="5800"/>
+          </w:tcPr>
+          <w:p>
+            <w:r>
+              <w:t xml:space="preserve">monitor</w:t>
+            </w:r>
+          </w:p>
+        </w:tc>
+      </w:tr>
+    </w:tbl>
+    <w:p>
+      <w:pPr>
+        <w:spacing w:after="120"/>
+      </w:pPr>
+      <w:r>
+        <w:rPr>
+          <w:i/>
+          <w:iCs/>
+          <w:color w:val="666666"/>
+          <w:sz w:val="16"/>
+          <w:szCs w:val="16"/>
+        </w:rPr>
+        <w:t xml:space="preserve">no broker consensus; implied path is a reverse-P/E estimate + screener.in forward figures + VP thread view</w:t>
+      </w:r>
+    </w:p>
+    <w:p>
+      <w:pPr>
+        <w:spacing w:after="120" w:before="120"/>
+      </w:pPr>
+      <w:r>
+        <w:rPr>
+          <w:b/>
+          <w:bCs/>
+          <w:sz w:val="20"/>
+          <w:szCs w:val="20"/>
+        </w:rPr>
+        <w:t xml:space="preserve">Catalyst: </w:t>
+      </w:r>
+      <w:r>
+        <w:rPr>
+          <w:sz w:val="20"/>
+          <w:szCs w:val="20"/>
+        </w:rPr>
+        <w:t xml:space="preserve">ABS Phase I commissioning (within FY27) plus the first post-commissioning quarter confirming margins settle into the guided 10-12% band rather than falling further, and volumes stop declining YoY</w:t>
+      </w:r>
+      <w:r>
+        <w:rPr>
+          <w:color w:val="666666"/>
+          <w:sz w:val="18"/>
+          <w:szCs w:val="18"/>
+        </w:rPr>
+        <w:t xml:space="preserve"> (window ~6M from 2026-09-18; dated; evidence med; pending)</w:t>
       </w:r>
     </w:p>
     <w:p>
@@ -368,102 +1729,923 @@
         <w:spacing w:after="120" w:before="280"/>
       </w:pPr>
       <w:r>
-        <w:t xml:space="preserve">BSE Corporate Actions / Other Red Flags</w:t>
-      </w:r>
-    </w:p>
-    <w:p>
-      <w:pPr>
-        <w:spacing w:after="120"/>
-      </w:pPr>
-      <w:r>
-        <w:t xml:space="preserve">No red flag found. Promoter pledge fully released by 2024 (post debt repayment from the 2024 stake-sale proceeds); 0% pledge as of the latest disclosed shareholding pattern (Mar 2026).</w:t>
-      </w:r>
-    </w:p>
+        <w:t xml:space="preserve">Ishmohit-Lens Checks (value chain · earnings quality · growth trajectory · management · quality metrics · track record · global-signal check)</w:t>
+      </w:r>
+    </w:p>
+    <w:p>
+      <w:pPr>
+        <w:spacing w:after="120"/>
+      </w:pPr>
+      <w:r>
+        <w:rPr>
+          <w:i/>
+          <w:iCs/>
+          <w:color w:val="666666"/>
+          <w:sz w:val="18"/>
+          <w:szCs w:val="18"/>
+        </w:rPr>
+        <w:t xml:space="preserve">Extra checks drawn from @ishmohit1 / SOIC methodology (playbook/ishmohit-soic-style.md): where the company sits in its value chain and what the supply side is doing, whether a margin/PAT inflection is structural or a cyclical peak, the rate-of-change of growth vs. what the multiple demands, and management quality as a positive attribute.</w:t>
+      </w:r>
+    </w:p>
+    <w:p>
+      <w:pPr>
+        <w:spacing w:after="120"/>
+      </w:pPr>
+      <w:r>
+        <w:rPr>
+          <w:b/>
+          <w:bCs/>
+          <w:sz w:val="20"/>
+          <w:szCs w:val="20"/>
+        </w:rPr>
+        <w:t xml:space="preserve">Value chain &amp; supply side:</w:t>
+      </w:r>
+    </w:p>
+    <w:tbl>
+      <w:tblPr>
+        <w:tblW w:type="dxa" w:w="9000"/>
+        <w:tblBorders>
+          <w:top w:val="single" w:color="auto" w:sz="4"/>
+          <w:left w:val="single" w:color="auto" w:sz="4"/>
+          <w:bottom w:val="single" w:color="auto" w:sz="4"/>
+          <w:right w:val="single" w:color="auto" w:sz="4"/>
+          <w:insideH w:val="single" w:color="auto" w:sz="4"/>
+          <w:insideV w:val="single" w:color="auto" w:sz="4"/>
+        </w:tblBorders>
+      </w:tblPr>
+      <w:tblGrid>
+        <w:gridCol w:w="3200"/>
+        <w:gridCol w:w="5800"/>
+      </w:tblGrid>
+      <w:tr>
+        <w:tc>
+          <w:tcPr>
+            <w:tcW w:type="dxa" w:w="3200"/>
+            <w:shd w:fill="F2F2F2" w:val="clear"/>
+          </w:tcPr>
+          <w:p>
+            <w:r>
+              <w:rPr>
+                <w:b/>
+                <w:bCs/>
+              </w:rPr>
+              <w:t xml:space="preserve">Theme</w:t>
+            </w:r>
+          </w:p>
+        </w:tc>
+        <w:tc>
+          <w:tcPr>
+            <w:tcW w:type="dxa" w:w="5800"/>
+          </w:tcPr>
+          <w:p>
+            <w:r>
+              <w:t xml:space="preserve">Indian styrenics (ABS/SAN/polystyrene) - a commodity petrochemical value chain with an imported-feedstock exposure</w:t>
+            </w:r>
+          </w:p>
+        </w:tc>
+      </w:tr>
+      <w:tr>
+        <w:tc>
+          <w:tcPr>
+            <w:tcW w:type="dxa" w:w="3200"/>
+            <w:shd w:fill="F2F2F2" w:val="clear"/>
+          </w:tcPr>
+          <w:p>
+            <w:r>
+              <w:rPr>
+                <w:b/>
+                <w:bCs/>
+              </w:rPr>
+              <w:t xml:space="preserve">This company's position</w:t>
+            </w:r>
+          </w:p>
+        </w:tc>
+        <w:tc>
+          <w:tcPr>
+            <w:tcW w:type="dxa" w:w="5800"/>
+          </w:tcPr>
+          <w:p>
+            <w:r>
+              <w:t xml:space="preserve">Domestic ABS/SAN/PS producer, near-duopoly position (with Supreme Petrochem) in the domestic market following LG Polymers' India ABS-capacity exit</w:t>
+            </w:r>
+          </w:p>
+        </w:tc>
+      </w:tr>
+      <w:tr>
+        <w:tc>
+          <w:tcPr>
+            <w:tcW w:type="dxa" w:w="3200"/>
+            <w:shd w:fill="F2F2F2" w:val="clear"/>
+          </w:tcPr>
+          <w:p>
+            <w:r>
+              <w:rPr>
+                <w:b/>
+                <w:bCs/>
+              </w:rPr>
+              <w:t xml:space="preserve">Bottleneck node (pricing power)</w:t>
+            </w:r>
+          </w:p>
+        </w:tc>
+        <w:tc>
+          <w:tcPr>
+            <w:tcW w:type="dxa" w:w="5800"/>
+          </w:tcPr>
+          <w:p>
+            <w:r>
+              <w:t xml:space="preserve">Imported styrene-monomer feedstock cost/logistics (e.g. the Strait-of-Hormuz-linked disruption that widened spreads in Q1 FY27)</w:t>
+            </w:r>
+          </w:p>
+        </w:tc>
+      </w:tr>
+      <w:tr>
+        <w:tc>
+          <w:tcPr>
+            <w:tcW w:type="dxa" w:w="3200"/>
+            <w:shd w:fill="F2F2F2" w:val="clear"/>
+          </w:tcPr>
+          <w:p>
+            <w:r>
+              <w:rPr>
+                <w:b/>
+                <w:bCs/>
+              </w:rPr>
+              <w:t xml:space="preserve">Supply-side status</w:t>
+            </w:r>
+          </w:p>
+        </w:tc>
+        <w:tc>
+          <w:tcPr>
+            <w:tcW w:type="dxa" w:w="5800"/>
+          </w:tcPr>
+          <w:p>
+            <w:r>
+              <w:t xml:space="preserve">consolidating</w:t>
+            </w:r>
+          </w:p>
+        </w:tc>
+      </w:tr>
+      <w:tr>
+        <w:tc>
+          <w:tcPr>
+            <w:tcW w:type="dxa" w:w="3200"/>
+            <w:shd w:fill="F2F2F2" w:val="clear"/>
+          </w:tcPr>
+          <w:p>
+            <w:r>
+              <w:rPr>
+                <w:b/>
+                <w:bCs/>
+              </w:rPr>
+              <w:t xml:space="preserve">Adjacent-node peers</w:t>
+            </w:r>
+          </w:p>
+        </w:tc>
+        <w:tc>
+          <w:tcPr>
+            <w:tcW w:type="dxa" w:w="5800"/>
+          </w:tcPr>
+          <w:p>
+            <w:r>
+              <w:t xml:space="preserve">Supreme Petrochem, Bhansali Engineering Polymers, LG Chem / global ABS importers</w:t>
+            </w:r>
+          </w:p>
+        </w:tc>
+      </w:tr>
+    </w:tbl>
+    <w:p>
+      <w:pPr>
+        <w:spacing w:after="120"/>
+      </w:pPr>
+      <w:r>
+        <w:rPr>
+          <w:color w:val="666666"/>
+          <w:sz w:val="18"/>
+          <w:szCs w:val="18"/>
+        </w:rPr>
+        <w:t xml:space="preserve">LG Polymers' India ABS-capacity exit consolidated domestic supply to two major players (Styrenix + Supreme Petrochem) against a large import base (~130-140kt of a ~275kt market), which should structurally favour survivors - but feedstock is imported and spread-driven, so margins remain volatile and the company is largely a price-taker on spreads despite the domestic consolidation.</w:t>
+      </w:r>
+    </w:p>
+    <w:p>
+      <w:pPr>
+        <w:spacing w:after="60" w:before="120"/>
+      </w:pPr>
+      <w:r>
+        <w:rPr>
+          <w:b/>
+          <w:bCs/>
+          <w:sz w:val="20"/>
+          <w:szCs w:val="20"/>
+        </w:rPr>
+        <w:t xml:space="preserve">Earnings quality: </w:t>
+      </w:r>
+      <w:r>
+        <w:rPr>
+          <w:sz w:val="20"/>
+          <w:szCs w:val="20"/>
+        </w:rPr>
+        <w:t xml:space="preserve">margin driver cyclical</w:t>
+      </w:r>
+      <w:r>
+        <w:rPr>
+          <w:b/>
+          <w:bCs/>
+          <w:color w:val="A32020"/>
+          <w:sz w:val="20"/>
+          <w:szCs w:val="20"/>
+        </w:rPr>
+        <w:t xml:space="preserve">  — PEAK-MARGIN RISK: do not capitalise current margins</w:t>
+      </w:r>
+    </w:p>
+    <w:p>
+      <w:pPr>
+        <w:spacing w:after="120"/>
+      </w:pPr>
+      <w:r>
+        <w:rPr>
+          <w:color w:val="666666"/>
+          <w:sz w:val="18"/>
+          <w:szCs w:val="18"/>
+        </w:rPr>
+        <w:t xml:space="preserve">Drivers: styrene-monomer/ABS spread swings (spot pricing dislocations); one-off supply disruption (Strait-of-Hormuz-linked logistics, Q1 FY27); volume/utilisation - partially offset by a 26% YoY volume decline in Q1 FY27.</w:t>
+      </w:r>
+    </w:p>
+    <w:p>
+      <w:pPr>
+        <w:spacing w:after="120"/>
+      </w:pPr>
+      <w:r>
+        <w:rPr>
+          <w:color w:val="666666"/>
+          <w:sz w:val="18"/>
+          <w:szCs w:val="18"/>
+        </w:rPr>
+        <w:t xml:space="preserve">Management explicitly told analysts Q1 FY27's 26.1% standalone EBITDA margin was an 'abnormal snapshot' from a temporary supply disruption and that 10-12% is the realistic sustainable baseline; FY26 full-year consolidated EBITDA margin was ~10.4%, consistent with that guided baseline, not with the Q1 FY27 print.</w:t>
+      </w:r>
+    </w:p>
+    <w:p>
+      <w:pPr>
+        <w:spacing w:after="60" w:before="120"/>
+      </w:pPr>
+      <w:r>
+        <w:rPr>
+          <w:b/>
+          <w:bCs/>
+          <w:sz w:val="20"/>
+          <w:szCs w:val="20"/>
+        </w:rPr>
+        <w:t xml:space="preserve">Growth trajectory: </w:t>
+      </w:r>
+      <w:r>
+        <w:rPr>
+          <w:b/>
+          <w:bCs/>
+          <w:color w:val="A32020"/>
+          <w:sz w:val="20"/>
+          <w:szCs w:val="20"/>
+        </w:rPr>
+        <w:t xml:space="preserve">YoY growth rate is decelerating</w:t>
+      </w:r>
+    </w:p>
+    <w:p>
+      <w:pPr>
+        <w:spacing w:after="120"/>
+      </w:pPr>
+      <w:r>
+        <w:rPr>
+          <w:color w:val="666666"/>
+          <w:sz w:val="18"/>
+          <w:szCs w:val="18"/>
+        </w:rPr>
+        <w:t xml:space="preserve">Standalone sales volume fell 26% YoY in Q1 FY27 (38.9kt vs ~52.6kt); consolidated volume -24% YoY (50.8kt vs 67.2kt). FY26 full-year consolidated revenue grew only ~9% YoY, on price/mix rather than volume. Underlying demand momentum has weakened over the last several quarters despite the headline Q1 FY27 profit surge.</w:t>
+      </w:r>
+    </w:p>
+    <w:p>
+      <w:pPr>
+        <w:spacing w:after="120"/>
+      </w:pPr>
+      <w:r>
+        <w:rPr>
+          <w:color w:val="666666"/>
+          <w:sz w:val="18"/>
+          <w:szCs w:val="18"/>
+        </w:rPr>
+        <w:t xml:space="preserve">Reverse P/E: At ~19-21x on FY26's real PAT (excluding the abnormal Q1 FY27 quarter), the multiple does not look aggressively priced for growth, but nor does it look 'cheap' - it roughly reflects a mature, low-growth, cyclical commodity producer with a funded but not-yet-delivering capacity expansion.</w:t>
+      </w:r>
+    </w:p>
+    <w:p>
+      <w:pPr>
+        <w:spacing w:after="120"/>
+      </w:pPr>
+      <w:r>
+        <w:rPr>
+          <w:b/>
+          <w:bCs/>
+          <w:sz w:val="20"/>
+          <w:szCs w:val="20"/>
+        </w:rPr>
+        <w:t xml:space="preserve">Management quality (TVGP's "P"):</w:t>
+      </w:r>
+    </w:p>
+    <w:tbl>
+      <w:tblPr>
+        <w:tblW w:type="dxa" w:w="9000"/>
+        <w:tblBorders>
+          <w:top w:val="single" w:color="auto" w:sz="4"/>
+          <w:left w:val="single" w:color="auto" w:sz="4"/>
+          <w:bottom w:val="single" w:color="auto" w:sz="4"/>
+          <w:right w:val="single" w:color="auto" w:sz="4"/>
+          <w:insideH w:val="single" w:color="auto" w:sz="4"/>
+          <w:insideV w:val="single" w:color="auto" w:sz="4"/>
+        </w:tblBorders>
+      </w:tblPr>
+      <w:tblGrid>
+        <w:gridCol w:w="3200"/>
+        <w:gridCol w:w="5800"/>
+      </w:tblGrid>
+      <w:tr>
+        <w:tc>
+          <w:tcPr>
+            <w:tcW w:type="dxa" w:w="3200"/>
+            <w:shd w:fill="F2F2F2" w:val="clear"/>
+          </w:tcPr>
+          <w:p>
+            <w:r>
+              <w:rPr>
+                <w:b/>
+                <w:bCs/>
+              </w:rPr>
+              <w:t xml:space="preserve">Assessment</w:t>
+            </w:r>
+          </w:p>
+        </w:tc>
+        <w:tc>
+          <w:tcPr>
+            <w:tcW w:type="dxa" w:w="5800"/>
+          </w:tcPr>
+          <w:p>
+            <w:r>
+              <w:t xml:space="preserve">neutral</w:t>
+            </w:r>
+          </w:p>
+        </w:tc>
+      </w:tr>
+      <w:tr>
+        <w:tc>
+          <w:tcPr>
+            <w:tcW w:type="dxa" w:w="3200"/>
+            <w:shd w:fill="F2F2F2" w:val="clear"/>
+          </w:tcPr>
+          <w:p>
+            <w:r>
+              <w:rPr>
+                <w:b/>
+                <w:bCs/>
+              </w:rPr>
+              <w:t xml:space="preserve">Capital allocation</w:t>
+            </w:r>
+          </w:p>
+        </w:tc>
+        <w:tc>
+          <w:tcPr>
+            <w:tcW w:type="dxa" w:w="5800"/>
+          </w:tcPr>
+          <w:p>
+            <w:r>
+              <w:t xml:space="preserve">ABS Phase I capacity expansion (~Rs 350 Cr, ~50,000 TPA) funded via internal accruals, on schedule for FY27 commissioning; no unrelated diversification noted this pass; the Thailand subsidiary (part of the consolidated entity) is separately flagged by management as needing ~3 years to demonstrate stronger performance. (neutral)</w:t>
+            </w:r>
+          </w:p>
+        </w:tc>
+      </w:tr>
+      <w:tr>
+        <w:tc>
+          <w:tcPr>
+            <w:tcW w:type="dxa" w:w="3200"/>
+            <w:shd w:fill="F2F2F2" w:val="clear"/>
+          </w:tcPr>
+          <w:p>
+            <w:r>
+              <w:rPr>
+                <w:b/>
+                <w:bCs/>
+              </w:rPr>
+              <w:t xml:space="preserve">Related-party trend</w:t>
+            </w:r>
+          </w:p>
+        </w:tc>
+        <w:tc>
+          <w:tcPr>
+            <w:tcW w:type="dxa" w:w="5800"/>
+          </w:tcPr>
+          <w:p>
+            <w:r>
+              <w:t xml:space="preserve">unclear</w:t>
+            </w:r>
+          </w:p>
+        </w:tc>
+      </w:tr>
+      <w:tr>
+        <w:tc>
+          <w:tcPr>
+            <w:tcW w:type="dxa" w:w="3200"/>
+            <w:shd w:fill="F2F2F2" w:val="clear"/>
+          </w:tcPr>
+          <w:p>
+            <w:r>
+              <w:rPr>
+                <w:b/>
+                <w:bCs/>
+              </w:rPr>
+              <w:t xml:space="preserve">Guidance credibility</w:t>
+            </w:r>
+          </w:p>
+        </w:tc>
+        <w:tc>
+          <w:tcPr>
+            <w:tcW w:type="dxa" w:w="5800"/>
+          </w:tcPr>
+          <w:p>
+            <w:r>
+              <w:t xml:space="preserve">reliable</w:t>
+            </w:r>
+          </w:p>
+        </w:tc>
+      </w:tr>
+      <w:tr>
+        <w:tc>
+          <w:tcPr>
+            <w:tcW w:type="dxa" w:w="3200"/>
+            <w:shd w:fill="F2F2F2" w:val="clear"/>
+          </w:tcPr>
+          <w:p>
+            <w:r>
+              <w:rPr>
+                <w:b/>
+                <w:bCs/>
+              </w:rPr>
+              <w:t xml:space="preserve">Shareholder returns</w:t>
+            </w:r>
+          </w:p>
+        </w:tc>
+        <w:tc>
+          <w:tcPr>
+            <w:tcW w:type="dxa" w:w="5800"/>
+          </w:tcPr>
+          <w:p>
+            <w:r>
+              <w:t xml:space="preserve">initiated</w:t>
+            </w:r>
+          </w:p>
+        </w:tc>
+      </w:tr>
+      <w:tr>
+        <w:tc>
+          <w:tcPr>
+            <w:tcW w:type="dxa" w:w="3200"/>
+            <w:shd w:fill="F2F2F2" w:val="clear"/>
+          </w:tcPr>
+          <w:p>
+            <w:r>
+              <w:rPr>
+                <w:b/>
+                <w:bCs/>
+              </w:rPr>
+              <w:t xml:space="preserve">Capability ladder / VAP</w:t>
+            </w:r>
+          </w:p>
+        </w:tc>
+        <w:tc>
+          <w:tcPr>
+            <w:tcW w:type="dxa" w:w="5800"/>
+          </w:tcPr>
+          <w:p>
+            <w:r>
+              <w:t xml:space="preserve">—</w:t>
+            </w:r>
+          </w:p>
+        </w:tc>
+      </w:tr>
+    </w:tbl>
+    <w:p>
+      <w:pPr>
+        <w:spacing w:after="120"/>
+      </w:pPr>
+      <w:r>
+        <w:rPr>
+          <w:b/>
+          <w:bCs/>
+          <w:sz w:val="20"/>
+          <w:szCs w:val="20"/>
+        </w:rPr>
+        <w:t xml:space="preserve">Quality metrics (ROCE · debt · FCF · margin · capex):</w:t>
+      </w:r>
+    </w:p>
+    <w:tbl>
+      <w:tblPr>
+        <w:tblW w:type="dxa" w:w="9000"/>
+        <w:tblBorders>
+          <w:top w:val="single" w:color="auto" w:sz="4"/>
+          <w:left w:val="single" w:color="auto" w:sz="4"/>
+          <w:bottom w:val="single" w:color="auto" w:sz="4"/>
+          <w:right w:val="single" w:color="auto" w:sz="4"/>
+          <w:insideH w:val="single" w:color="auto" w:sz="4"/>
+          <w:insideV w:val="single" w:color="auto" w:sz="4"/>
+        </w:tblBorders>
+      </w:tblPr>
+      <w:tblGrid>
+        <w:gridCol w:w="3200"/>
+        <w:gridCol w:w="5800"/>
+      </w:tblGrid>
+      <w:tr>
+        <w:tc>
+          <w:tcPr>
+            <w:tcW w:type="dxa" w:w="3200"/>
+            <w:shd w:fill="F2F2F2" w:val="clear"/>
+          </w:tcPr>
+          <w:p>
+            <w:r>
+              <w:rPr>
+                <w:b/>
+                <w:bCs/>
+              </w:rPr>
+              <w:t xml:space="preserve">Assessment</w:t>
+            </w:r>
+          </w:p>
+        </w:tc>
+        <w:tc>
+          <w:tcPr>
+            <w:tcW w:type="dxa" w:w="5800"/>
+          </w:tcPr>
+          <w:p>
+            <w:r>
+              <w:t xml:space="preserve">neutral</w:t>
+            </w:r>
+          </w:p>
+        </w:tc>
+      </w:tr>
+      <w:tr>
+        <w:tc>
+          <w:tcPr>
+            <w:tcW w:type="dxa" w:w="3200"/>
+            <w:shd w:fill="F2F2F2" w:val="clear"/>
+          </w:tcPr>
+          <w:p>
+            <w:r>
+              <w:rPr>
+                <w:b/>
+                <w:bCs/>
+              </w:rPr>
+              <w:t xml:space="preserve">ROCE</w:t>
+            </w:r>
+          </w:p>
+        </w:tc>
+        <w:tc>
+          <w:tcPr>
+            <w:tcW w:type="dxa" w:w="5800"/>
+          </w:tcPr>
+          <w:p>
+            <w:r>
+              <w:t xml:space="preserve">13.8% (unclear)</w:t>
+            </w:r>
+          </w:p>
+        </w:tc>
+      </w:tr>
+      <w:tr>
+        <w:tc>
+          <w:tcPr>
+            <w:tcW w:type="dxa" w:w="3200"/>
+            <w:shd w:fill="F2F2F2" w:val="clear"/>
+          </w:tcPr>
+          <w:p>
+            <w:r>
+              <w:rPr>
+                <w:b/>
+                <w:bCs/>
+              </w:rPr>
+              <w:t xml:space="preserve">Leverage</w:t>
+            </w:r>
+          </w:p>
+        </w:tc>
+        <w:tc>
+          <w:tcPr>
+            <w:tcW w:type="dxa" w:w="5800"/>
+          </w:tcPr>
+          <w:p>
+            <w:r>
+              <w:t xml:space="preserve">Net debt/EBITDA 0.4x</w:t>
+            </w:r>
+          </w:p>
+        </w:tc>
+      </w:tr>
+      <w:tr>
+        <w:tc>
+          <w:tcPr>
+            <w:tcW w:type="dxa" w:w="3200"/>
+            <w:shd w:fill="F2F2F2" w:val="clear"/>
+          </w:tcPr>
+          <w:p>
+            <w:r>
+              <w:rPr>
+                <w:b/>
+                <w:bCs/>
+              </w:rPr>
+              <w:t xml:space="preserve">FCF conversion</w:t>
+            </w:r>
+          </w:p>
+        </w:tc>
+        <w:tc>
+          <w:tcPr>
+            <w:tcW w:type="dxa" w:w="5800"/>
+          </w:tcPr>
+          <w:p>
+            <w:r>
+              <w:t xml:space="preserve">—</w:t>
+            </w:r>
+          </w:p>
+        </w:tc>
+      </w:tr>
+      <w:tr>
+        <w:tc>
+          <w:tcPr>
+            <w:tcW w:type="dxa" w:w="3200"/>
+            <w:shd w:fill="F2F2F2" w:val="clear"/>
+          </w:tcPr>
+          <w:p>
+            <w:r>
+              <w:rPr>
+                <w:b/>
+                <w:bCs/>
+              </w:rPr>
+              <w:t xml:space="preserve">Margin trend</w:t>
+            </w:r>
+          </w:p>
+        </w:tc>
+        <w:tc>
+          <w:tcPr>
+            <w:tcW w:type="dxa" w:w="5800"/>
+          </w:tcPr>
+          <w:p>
+            <w:r>
+              <w:t xml:space="preserve">unclear</w:t>
+            </w:r>
+          </w:p>
+        </w:tc>
+      </w:tr>
+      <w:tr>
+        <w:tc>
+          <w:tcPr>
+            <w:tcW w:type="dxa" w:w="3200"/>
+            <w:shd w:fill="F2F2F2" w:val="clear"/>
+          </w:tcPr>
+          <w:p>
+            <w:r>
+              <w:rPr>
+                <w:b/>
+                <w:bCs/>
+              </w:rPr>
+              <w:t xml:space="preserve">Capex efficiency</w:t>
+            </w:r>
+          </w:p>
+        </w:tc>
+        <w:tc>
+          <w:tcPr>
+            <w:tcW w:type="dxa" w:w="5800"/>
+          </w:tcPr>
+          <w:p>
+            <w:r>
+              <w:t xml:space="preserve">neutral</w:t>
+            </w:r>
+          </w:p>
+        </w:tc>
+      </w:tr>
+    </w:tbl>
     <w:p>
       <w:pPr>
         <w:pStyle w:val="Heading1"/>
         <w:spacing w:after="120" w:before="280"/>
       </w:pPr>
       <w:r>
-        <w:t xml:space="preserve">Bull Case</w:t>
-      </w:r>
-    </w:p>
-    <w:p>
-      <w:pPr>
-        <w:pStyle w:val="ListParagraph"/>
-        <w:numPr>
-          <w:ilvl w:val="0"/>
-          <w:numId w:val="1"/>
-        </w:numPr>
-        <w:spacing w:after="60"/>
-      </w:pPr>
-      <w:r>
-        <w:t xml:space="preserve">Dominant domestic styrenics/ABS producer benefiting from a genuine import-substitution tailwind (LG Polymers' India ABS capacity shut, leaving Styrenix and Supreme Petrochem as the main domestic suppliers against a large import base)</w:t>
-      </w:r>
-    </w:p>
-    <w:p>
-      <w:pPr>
-        <w:pStyle w:val="ListParagraph"/>
-        <w:numPr>
-          <w:ilvl w:val="0"/>
-          <w:numId w:val="1"/>
-        </w:numPr>
-        <w:spacing w:after="60"/>
-      </w:pPr>
-      <w:r>
-        <w:t xml:space="preserve">Sharp, real margin recovery: Q1 FY27 EBITDA margin 26.1% vs 11.9% YoY, PAT up ~2.5x YoY</w:t>
-      </w:r>
-    </w:p>
-    <w:p>
-      <w:pPr>
-        <w:pStyle w:val="ListParagraph"/>
-        <w:numPr>
-          <w:ilvl w:val="0"/>
-          <w:numId w:val="1"/>
-        </w:numPr>
-        <w:spacing w:after="60"/>
-      </w:pPr>
-      <w:r>
-        <w:t xml:space="preserve">Low debt (debt/EBITDA ~0.43x), ROE ~21%, ROCE ~16.8%</w:t>
-      </w:r>
-    </w:p>
-    <w:p>
-      <w:pPr>
-        <w:pStyle w:val="ListParagraph"/>
-        <w:numPr>
-          <w:ilvl w:val="0"/>
-          <w:numId w:val="1"/>
-        </w:numPr>
-        <w:spacing w:after="60"/>
-      </w:pPr>
-      <w:r>
-        <w:t xml:space="preserve">Ownership realignment: Agarwal family reacquired control (ending the ISAPL/INEOS structure), pledge fully released - reduces overhang</w:t>
-      </w:r>
-    </w:p>
-    <w:p>
-      <w:pPr>
-        <w:pStyle w:val="ListParagraph"/>
-        <w:numPr>
-          <w:ilvl w:val="0"/>
-          <w:numId w:val="1"/>
-        </w:numPr>
-        <w:spacing w:after="60"/>
-      </w:pPr>
-      <w:r>
-        <w:t xml:space="preserve">Active, specific ValuePickr thread (topic_id 185353) corroborates the capacity-doubling and reacquisition thesis independently</w:t>
-      </w:r>
-    </w:p>
-    <w:p>
-      <w:pPr>
-        <w:pStyle w:val="ListParagraph"/>
-        <w:numPr>
-          <w:ilvl w:val="0"/>
-          <w:numId w:val="1"/>
-        </w:numPr>
-        <w:spacing w:after="60"/>
-      </w:pPr>
-      <w:r>
-        <w:t xml:space="preserve">Screens cheap on an annualised Q1 FY27 run-rate (~6-7x) if the margin recovery holds</w:t>
+        <w:t xml:space="preserve">Fundamentals-Gap Checks (shareholding · working capital · sector KPIs · scenario analysis)</w:t>
+      </w:r>
+    </w:p>
+    <w:p>
+      <w:pPr>
+        <w:spacing w:after="120"/>
+      </w:pPr>
+      <w:r>
+        <w:rPr>
+          <w:i/>
+          <w:iCs/>
+          <w:color w:val="666666"/>
+          <w:sz w:val="18"/>
+          <w:szCs w:val="18"/>
+        </w:rPr>
+        <w:t xml:space="preserve">Extra fundamentals extracted from the same filings — informational only, not yet consumed by any scoring script.</w:t>
+      </w:r>
+    </w:p>
+    <w:p>
+      <w:pPr>
+        <w:spacing w:after="120"/>
+      </w:pPr>
+      <w:r>
+        <w:rPr>
+          <w:b/>
+          <w:bCs/>
+          <w:sz w:val="20"/>
+          <w:szCs w:val="20"/>
+        </w:rPr>
+        <w:t xml:space="preserve">Shareholding pattern:</w:t>
+      </w:r>
+    </w:p>
+    <w:tbl>
+      <w:tblPr>
+        <w:tblW w:type="dxa" w:w="9000"/>
+        <w:tblBorders>
+          <w:top w:val="single" w:color="auto" w:sz="4"/>
+          <w:left w:val="single" w:color="auto" w:sz="4"/>
+          <w:bottom w:val="single" w:color="auto" w:sz="4"/>
+          <w:right w:val="single" w:color="auto" w:sz="4"/>
+          <w:insideH w:val="single" w:color="auto" w:sz="4"/>
+          <w:insideV w:val="single" w:color="auto" w:sz="4"/>
+        </w:tblBorders>
+      </w:tblPr>
+      <w:tblGrid>
+        <w:gridCol w:w="3200"/>
+        <w:gridCol w:w="5800"/>
+      </w:tblGrid>
+      <w:tr>
+        <w:tc>
+          <w:tcPr>
+            <w:tcW w:type="dxa" w:w="3200"/>
+            <w:shd w:fill="F2F2F2" w:val="clear"/>
+          </w:tcPr>
+          <w:p>
+            <w:r>
+              <w:rPr>
+                <w:b/>
+                <w:bCs/>
+              </w:rPr>
+              <w:t xml:space="preserve">Promoter %</w:t>
+            </w:r>
+          </w:p>
+        </w:tc>
+        <w:tc>
+          <w:tcPr>
+            <w:tcW w:type="dxa" w:w="5800"/>
+          </w:tcPr>
+          <w:p>
+            <w:r>
+              <w:t xml:space="preserve">46.24% (falling)</w:t>
+            </w:r>
+          </w:p>
+        </w:tc>
+      </w:tr>
+      <w:tr>
+        <w:tc>
+          <w:tcPr>
+            <w:tcW w:type="dxa" w:w="3200"/>
+            <w:shd w:fill="F2F2F2" w:val="clear"/>
+          </w:tcPr>
+          <w:p>
+            <w:r>
+              <w:rPr>
+                <w:b/>
+                <w:bCs/>
+              </w:rPr>
+              <w:t xml:space="preserve">Pledge %</w:t>
+            </w:r>
+          </w:p>
+        </w:tc>
+        <w:tc>
+          <w:tcPr>
+            <w:tcW w:type="dxa" w:w="5800"/>
+          </w:tcPr>
+          <w:p>
+            <w:r>
+              <w:t xml:space="preserve">0% (stable)</w:t>
+            </w:r>
+          </w:p>
+        </w:tc>
+      </w:tr>
+      <w:tr>
+        <w:tc>
+          <w:tcPr>
+            <w:tcW w:type="dxa" w:w="3200"/>
+            <w:shd w:fill="F2F2F2" w:val="clear"/>
+          </w:tcPr>
+          <w:p>
+            <w:r>
+              <w:rPr>
+                <w:b/>
+                <w:bCs/>
+              </w:rPr>
+              <w:t xml:space="preserve">FII/DII %</w:t>
+            </w:r>
+          </w:p>
+        </w:tc>
+        <w:tc>
+          <w:tcPr>
+            <w:tcW w:type="dxa" w:w="5800"/>
+          </w:tcPr>
+          <w:p>
+            <w:r>
+              <w:t xml:space="preserve">18.29% (rising)</w:t>
+            </w:r>
+          </w:p>
+        </w:tc>
+      </w:tr>
+      <w:tr>
+        <w:tc>
+          <w:tcPr>
+            <w:tcW w:type="dxa" w:w="3200"/>
+            <w:shd w:fill="F2F2F2" w:val="clear"/>
+          </w:tcPr>
+          <w:p>
+            <w:r>
+              <w:rPr>
+                <w:b/>
+                <w:bCs/>
+              </w:rPr>
+              <w:t xml:space="preserve">Quarters checked</w:t>
+            </w:r>
+          </w:p>
+        </w:tc>
+        <w:tc>
+          <w:tcPr>
+            <w:tcW w:type="dxa" w:w="5800"/>
+          </w:tcPr>
+          <w:p>
+            <w:r>
+              <w:t xml:space="preserve">Sep 2025, Dec 2025, Mar 2026, Jun 2026</w:t>
+            </w:r>
+          </w:p>
+        </w:tc>
+      </w:tr>
+    </w:tbl>
+    <w:p>
+      <w:pPr>
+        <w:spacing w:after="120"/>
+      </w:pPr>
+      <w:r>
+        <w:rPr>
+          <w:color w:val="666666"/>
+          <w:sz w:val="18"/>
+          <w:szCs w:val="18"/>
+        </w:rPr>
+        <w:t xml:space="preserve">Promoter holding fell from 62.73% (Mar 2024) to 46.24% (Jun 2026), tracking the disclosed 2024 INEOS-to-Agarwal-family ownership restructuring rather than a stealth exit; pledge has stayed at 0% throughout, so this does not trip the concurrent-red-flag rule. DII holding has risen sharply (4.99% -&gt; 17.43% since Mar 2024) as institutions have stepped in.</w:t>
+      </w:r>
+    </w:p>
+    <w:p>
+      <w:pPr>
+        <w:spacing w:after="120"/>
+      </w:pPr>
+      <w:r>
+        <w:rPr>
+          <w:b/>
+          <w:bCs/>
+          <w:sz w:val="20"/>
+          <w:szCs w:val="20"/>
+        </w:rPr>
+        <w:t xml:space="preserve">Sector KPIs:</w:t>
+      </w:r>
+    </w:p>
+    <w:p>
+      <w:pPr>
+        <w:pStyle w:val="ListParagraph"/>
+        <w:numPr>
+          <w:ilvl w:val="0"/>
+          <w:numId w:val="1"/>
+        </w:numPr>
+        <w:spacing w:after="60"/>
+      </w:pPr>
+      <w:r>
+        <w:t xml:space="preserve">Sales volume (ABS/SAN/PS): 38.9kt standalone in Q1 FY27, down 26% YoY (declining) — Company attributes this to a temporary supply disruption (Strait-of-Hormuz-linked logistics) affecting feedstock/shipments, not confirmed demand destruction</w:t>
+      </w:r>
+    </w:p>
+    <w:p>
+      <w:pPr>
+        <w:pStyle w:val="ListParagraph"/>
+        <w:numPr>
+          <w:ilvl w:val="0"/>
+          <w:numId w:val="1"/>
+        </w:numPr>
+        <w:spacing w:after="60"/>
+      </w:pPr>
+      <w:r>
+        <w:t xml:space="preserve">EBITDA margin (spread indicator): 26.1% standalone Q1 FY27 vs a management-guided 10-12% sustainable baseline (declining from the Q1 FY27 peak) — Management flagged Q1 FY27 as abnormal on the concall</w:t>
+      </w:r>
+    </w:p>
+    <w:p>
+      <w:pPr>
+        <w:pStyle w:val="ListParagraph"/>
+        <w:numPr>
+          <w:ilvl w:val="0"/>
+          <w:numId w:val="1"/>
+        </w:numPr>
+        <w:spacing w:after="60"/>
+      </w:pPr>
+      <w:r>
+        <w:t xml:space="preserve">Import share of domestic ABS market: ~130-140kt imports vs a ~275kt total India ABS market (roughly half) (unclear) — Import-substitution opportunity remains large despite the LG Polymers exit</w:t>
       </w:r>
     </w:p>
     <w:p>
@@ -472,59 +2654,15 @@
         <w:spacing w:after="120" w:before="280"/>
       </w:pPr>
       <w:r>
-        <w:t xml:space="preserve">Bear Case / Key Risks</w:t>
-      </w:r>
-    </w:p>
-    <w:p>
-      <w:pPr>
-        <w:pStyle w:val="ListParagraph"/>
-        <w:numPr>
-          <w:ilvl w:val="0"/>
-          <w:numId w:val="1"/>
-        </w:numPr>
-        <w:spacing w:after="60"/>
-      </w:pPr>
-      <w:r>
-        <w:t xml:space="preserve">Commodity petrochemical business - margins are spread-driven (styrene-monomer/ABS spreads) and can compress as fast as they expanded; one strong quarter is not yet a trend</w:t>
-      </w:r>
-    </w:p>
-    <w:p>
-      <w:pPr>
-        <w:pStyle w:val="ListParagraph"/>
-        <w:numPr>
-          <w:ilvl w:val="0"/>
-          <w:numId w:val="1"/>
-        </w:numPr>
-        <w:spacing w:after="60"/>
-      </w:pPr>
-      <w:r>
-        <w:t xml:space="preserve">Stock reportedly at/near a 52-week low despite the strong Q1 FY27 print - market is not yet crediting the recovery, or sees something (spread durability, competitive imports) the numbers don't capture</w:t>
-      </w:r>
-    </w:p>
-    <w:p>
-      <w:pPr>
-        <w:pStyle w:val="ListParagraph"/>
-        <w:numPr>
-          <w:ilvl w:val="0"/>
-          <w:numId w:val="1"/>
-        </w:numPr>
-        <w:spacing w:after="60"/>
-      </w:pPr>
-      <w:r>
-        <w:t xml:space="preserve">5-yr revenue CAGR of only ~11.69% - this is a margin-rerating story, not a volume-growth story; a mature, cyclical commodity TAM caps the realistic upside magnitude</w:t>
-      </w:r>
-    </w:p>
-    <w:p>
-      <w:pPr>
-        <w:pStyle w:val="ListParagraph"/>
-        <w:numPr>
-          <w:ilvl w:val="0"/>
-          <w:numId w:val="1"/>
-        </w:numPr>
-        <w:spacing w:after="60"/>
-      </w:pPr>
-      <w:r>
-        <w:t xml:space="preserve">Capacity-doubling execution risk (new mass-ABS plant) not independently verified with fresh data this pass</w:t>
+        <w:t xml:space="preserve">Technical Read (Weekly / Monthly MACD + Bollinger Bands, or RSI/CCI/Williams %R proxy)</w:t>
+      </w:r>
+    </w:p>
+    <w:p>
+      <w:pPr>
+        <w:spacing w:after="120"/>
+      </w:pPr>
+      <w:r>
+        <w:t xml:space="preserve">Stock round-tripped from a fresh 52-week low (~Rs 1,773-1,836, Jan-Mar 2026, on a weak Dec-2025 quarter) back up to ~Rs 2,050-2,070 (Sep 2026) on the Q1 FY27 spread-driven beat - still ~41-49% below the Rs 3,524 high. Not independently re-verified against the 30W EMA this pass.</w:t>
       </w:r>
     </w:p>
     <w:p>
@@ -533,7 +2671,15 @@
         <w:spacing w:after="120" w:before="280"/>
       </w:pPr>
       <w:r>
-        <w:t xml:space="preserve">Market-Cap Tier (informational — not a gate in this project)</w:t>
+        <w:t xml:space="preserve">ValuePickr Community Signal</w:t>
+      </w:r>
+    </w:p>
+    <w:p>
+      <w:pPr>
+        <w:spacing w:after="120"/>
+      </w:pPr>
+      <w:r>
+        <w:t xml:space="preserve">Dedicated ValuePickr thread found and confirmed via forum search (topic_id 185353, 'Styrenix Performance Materials - This Market leader is doubling capacities - FAST!', created Feb 2025, active through May 2026, 27 posts). The seed post frames the investment case around the Agarwal family's reacquisition of control and capacity-doubling plans. A related older thread (Bhansali Engineering Polymers, topic 8933) corroborates the LG Polymers ABS-capacity-exit/import-substitution dynamic independently. No bearish thread found in the search snippets; not re-read this pass (no new post-count budget used).</w:t>
       </w:r>
     </w:p>
     <w:p>
@@ -544,8 +2690,229 @@
         <w:rPr>
           <w:b/>
           <w:bCs/>
-        </w:rPr>
-        <w:t xml:space="preserve">Small/mid-cap (~Rs 3,488 Cr)</w:t>
+          <w:sz w:val="20"/>
+          <w:szCs w:val="20"/>
+        </w:rPr>
+        <w:t xml:space="preserve">High-conviction call from a top contributor: </w:t>
+      </w:r>
+      <w:r>
+        <w:rPr>
+          <w:sz w:val="20"/>
+          <w:szCs w:val="20"/>
+        </w:rPr>
+        <w:t xml:space="preserve">Active, named ValuePickr thread specifically framing this as a capacity-doubling + ownership-realignment story - a real (if not independently deep-read this pass) community corroboration, not just plain mention.</w:t>
+      </w:r>
+    </w:p>
+    <w:p>
+      <w:pPr>
+        <w:pStyle w:val="Heading1"/>
+        <w:spacing w:after="120" w:before="280"/>
+      </w:pPr>
+      <w:r>
+        <w:t xml:space="preserve">BSE Corporate Actions / Other Red Flags</w:t>
+      </w:r>
+    </w:p>
+    <w:p>
+      <w:pPr>
+        <w:spacing w:after="120"/>
+      </w:pPr>
+      <w:r>
+        <w:t xml:space="preserve">No red flag found. Promoter pledge fully released by 2024 (post debt repayment from the 2024 stake-sale proceeds); 0% pledge as of the latest disclosed shareholding pattern (Jun 2026). Promoter holding decline (62.73% -&gt; 46.24% since Mar 2024) is the known, disclosed INEOS-to-Agarwal restructuring, not accompanied by any pledge increase.</w:t>
+      </w:r>
+    </w:p>
+    <w:p>
+      <w:pPr>
+        <w:pStyle w:val="Heading1"/>
+        <w:spacing w:after="120" w:before="280"/>
+      </w:pPr>
+      <w:r>
+        <w:t xml:space="preserve">Bull Case</w:t>
+      </w:r>
+    </w:p>
+    <w:p>
+      <w:pPr>
+        <w:pStyle w:val="ListParagraph"/>
+        <w:numPr>
+          <w:ilvl w:val="0"/>
+          <w:numId w:val="1"/>
+        </w:numPr>
+        <w:spacing w:after="60"/>
+      </w:pPr>
+      <w:r>
+        <w:t xml:space="preserve">Dominant domestic styrenics/ABS producer benefiting from a genuine import-substitution tailwind (LG Polymers' India ABS capacity shut, leaving Styrenix and Supreme Petrochem as the main domestic suppliers against a large import base ~130-140kt of a ~275kt market)</w:t>
+      </w:r>
+    </w:p>
+    <w:p>
+      <w:pPr>
+        <w:pStyle w:val="ListParagraph"/>
+        <w:numPr>
+          <w:ilvl w:val="0"/>
+          <w:numId w:val="1"/>
+        </w:numPr>
+        <w:spacing w:after="60"/>
+      </w:pPr>
+      <w:r>
+        <w:t xml:space="preserve">ABS Phase I capacity expansion (~50,000 TPA, ~Rs 350 Cr, internal accruals) is on schedule for FY27 commissioning, first full-year contribution FY28 - a real, funded, on-track commitment</w:t>
+      </w:r>
+    </w:p>
+    <w:p>
+      <w:pPr>
+        <w:pStyle w:val="ListParagraph"/>
+        <w:numPr>
+          <w:ilvl w:val="0"/>
+          <w:numId w:val="1"/>
+        </w:numPr>
+        <w:spacing w:after="60"/>
+      </w:pPr>
+      <w:r>
+        <w:t xml:space="preserve">Low debt (debt/EBITDA ~0.4x); management proactively told analysts Q1 FY27's margin spike was abnormal rather than let the market extrapolate it - a good transparency/guidance-credibility signal</w:t>
+      </w:r>
+    </w:p>
+    <w:p>
+      <w:pPr>
+        <w:pStyle w:val="ListParagraph"/>
+        <w:numPr>
+          <w:ilvl w:val="0"/>
+          <w:numId w:val="1"/>
+        </w:numPr>
+        <w:spacing w:after="60"/>
+      </w:pPr>
+      <w:r>
+        <w:t xml:space="preserve">Ownership realignment complete: Agarwal family reacquired control (ending the ISAPL/INEOS structure), pledge fully released throughout - reduces overhang</w:t>
+      </w:r>
+    </w:p>
+    <w:p>
+      <w:pPr>
+        <w:pStyle w:val="ListParagraph"/>
+        <w:numPr>
+          <w:ilvl w:val="0"/>
+          <w:numId w:val="1"/>
+        </w:numPr>
+        <w:spacing w:after="60"/>
+      </w:pPr>
+      <w:r>
+        <w:t xml:space="preserve">Active, specific ValuePickr thread (topic_id 185353) corroborates the capacity-doubling and reacquisition thesis independently</w:t>
+      </w:r>
+    </w:p>
+    <w:p>
+      <w:pPr>
+        <w:pStyle w:val="ListParagraph"/>
+        <w:numPr>
+          <w:ilvl w:val="0"/>
+          <w:numId w:val="1"/>
+        </w:numPr>
+        <w:spacing w:after="60"/>
+      </w:pPr>
+      <w:r>
+        <w:t xml:space="preserve">80-85% of India's ABS import volume remains a latent substitution opportunity once Phase I capacity comes online in FY28</w:t>
+      </w:r>
+    </w:p>
+    <w:p>
+      <w:pPr>
+        <w:pStyle w:val="Heading1"/>
+        <w:spacing w:after="120" w:before="280"/>
+      </w:pPr>
+      <w:r>
+        <w:t xml:space="preserve">Bear Case / Key Risks</w:t>
+      </w:r>
+    </w:p>
+    <w:p>
+      <w:pPr>
+        <w:pStyle w:val="ListParagraph"/>
+        <w:numPr>
+          <w:ilvl w:val="0"/>
+          <w:numId w:val="1"/>
+        </w:numPr>
+        <w:spacing w:after="60"/>
+      </w:pPr>
+      <w:r>
+        <w:t xml:space="preserve">Commodity petrochemical business - margins are spread-driven (styrene-monomer/ABS spreads) and management itself confirmed Q1 FY27's 26.1% margin was a one-off 'abnormal snapshot', not a durable re-rating; sustainable baseline guided at 10-12% (FY26 actual was 10.4%)</w:t>
+      </w:r>
+    </w:p>
+    <w:p>
+      <w:pPr>
+        <w:pStyle w:val="ListParagraph"/>
+        <w:numPr>
+          <w:ilvl w:val="0"/>
+          <w:numId w:val="1"/>
+        </w:numPr>
+        <w:spacing w:after="60"/>
+      </w:pPr>
+      <w:r>
+        <w:t xml:space="preserve">Standalone sales VOLUME fell 26% YoY in Q1 FY27 (and consolidated volume -24% YoY) - revenue growth was purely price/spread driven, undercutting the volume-led import-substitution narrative in the near term</w:t>
+      </w:r>
+    </w:p>
+    <w:p>
+      <w:pPr>
+        <w:pStyle w:val="ListParagraph"/>
+        <w:numPr>
+          <w:ilvl w:val="0"/>
+          <w:numId w:val="1"/>
+        </w:numPr>
+        <w:spacing w:after="60"/>
+      </w:pPr>
+      <w:r>
+        <w:t xml:space="preserve">The prior pass's '~6-7x cheap on annualised Q1 run-rate' valuation claim does not hold up: annualising a management-disavowed abnormal quarter overstates sustainable earnings; on FY26 actual PAT the stock is closer to ~19-21x, a materially less compelling entry point</w:t>
+      </w:r>
+    </w:p>
+    <w:p>
+      <w:pPr>
+        <w:pStyle w:val="ListParagraph"/>
+        <w:numPr>
+          <w:ilvl w:val="0"/>
+          <w:numId w:val="1"/>
+        </w:numPr>
+        <w:spacing w:after="60"/>
+      </w:pPr>
+      <w:r>
+        <w:t xml:space="preserve">5-yr revenue CAGR of only ~11.69% and FY26 growth ~9% - this remains a margin-rerating story, not a volume-growth story; a mature, cyclical commodity TAM caps the realistic upside magnitude</w:t>
+      </w:r>
+    </w:p>
+    <w:p>
+      <w:pPr>
+        <w:pStyle w:val="ListParagraph"/>
+        <w:numPr>
+          <w:ilvl w:val="0"/>
+          <w:numId w:val="1"/>
+        </w:numPr>
+        <w:spacing w:after="60"/>
+      </w:pPr>
+      <w:r>
+        <w:t xml:space="preserve">Stock still ~41-49% below its 52-week high despite the Q1 FY27 beat - the market has not fully re-rated the story, which could reflect skepticism about margin durability rather than an opportunity</w:t>
+      </w:r>
+    </w:p>
+    <w:p>
+      <w:pPr>
+        <w:pStyle w:val="ListParagraph"/>
+        <w:numPr>
+          <w:ilvl w:val="0"/>
+          <w:numId w:val="1"/>
+        </w:numPr>
+        <w:spacing w:after="60"/>
+      </w:pPr>
+      <w:r>
+        <w:t xml:space="preserve">Promoter holding down from 62.73% to 46.24% over the past ~2.5 years (disclosed restructuring, but a real, sizeable reduction in promoter skin-in-the-game nonetheless)</w:t>
+      </w:r>
+    </w:p>
+    <w:p>
+      <w:pPr>
+        <w:pStyle w:val="Heading1"/>
+        <w:spacing w:after="120" w:before="280"/>
+      </w:pPr>
+      <w:r>
+        <w:t xml:space="preserve">Market-Cap Tier (informational — not a gate in this project)</w:t>
+      </w:r>
+    </w:p>
+    <w:p>
+      <w:pPr>
+        <w:spacing w:after="120"/>
+      </w:pPr>
+      <w:r>
+        <w:rPr>
+          <w:b/>
+          <w:bCs/>
+        </w:rPr>
+        <w:t xml:space="preserve">Small/mid-cap (~Rs 3,600-3,900 Cr)</w:t>
       </w:r>
     </w:p>
     <w:p>
@@ -581,7 +2948,7 @@
           <w:sz w:val="20"/>
           <w:szCs w:val="20"/>
         </w:rPr>
-        <w:t xml:space="preserve">4-box gate — tailwind: yes · TAM: weak · moat: weak · valuation: yes  (score 3 / 4)</w:t>
+        <w:t xml:space="preserve">4-box gate — tailwind: yes · TAM: weak · moat: weak · valuation: weak  (score 2.5 / 4)</w:t>
       </w:r>
     </w:p>
     <w:p>
@@ -596,7 +2963,7 @@
           <w:sz w:val="20"/>
           <w:szCs w:val="20"/>
         </w:rPr>
-        <w:t xml:space="preserve">Import-substitution tailwind (LG Polymers exit) is explicit and named; TAM is a mature, cyclical commodity chemical market; moat is scale/dominance in a spread-driven commodity business, not a structural pricing moat; valuation is cheap on an annualised Q1 FY27 run-rate (~6-7x).</w:t>
+        <w:t xml:space="preserve">Import-substitution tailwind (LG Polymers exit) remains structurally real and explicit; TAM is a mature, cyclical commodity chemical market; moat is scale/dominance in a spread-driven commodity business, not a structural pricing moat; valuation downgraded from 'yes' to 'weak' this pass - the prior ~6-7x figure annualised an abnormal, management-disavowed Q1 FY27 quarter (volumes -26% YoY), and on FY26's real run-rate the stock trades closer to ~19-21x.</w:t>
       </w:r>
     </w:p>
     <w:p>
@@ -619,59 +2986,59 @@
           <w:sz w:val="24"/>
           <w:szCs w:val="24"/>
         </w:rPr>
-        <w:t xml:space="preserve">Genuine margin-recovery and import-substitution story in Indian styrenics, backed by an active, specific ValuePickr thread and cheap annualised valuation - but a mature commodity-chemical TAM and single-quarter margin data keep this a rerating/turnaround case, not a literal 10x-in-2-3-years thesis. Conviction Medium, thesis_fit 'neither' (four_box score permits a label but growth math doesn't support one).</w:t>
-      </w:r>
-    </w:p>
-    <w:p>
-      <w:pPr>
-        <w:pStyle w:val="ListParagraph"/>
-        <w:numPr>
-          <w:ilvl w:val="0"/>
-          <w:numId w:val="1"/>
-        </w:numPr>
-        <w:spacing w:after="60"/>
-      </w:pPr>
-      <w:r>
-        <w:t xml:space="preserve">four_box = 3.0 (tailwind yes - explicit import-substitution/capacity dynamic; tam weak - mature, cyclical commodity petrochemical market; moat weak - dominant domestic scale post LG Polymers exit but still a commodity spread business; valuation yes - ~6-7x annualised Q1 FY27 run-rate). Score permits a 10x/100x label but is not applied: analyst_override true - revenue CAGR of ~11.69% and a margin-driven (not volume-driven) recovery in a mature TAM don't support literal 10x-in-2-3-years math even at a cheap multiple.</w:t>
-      </w:r>
-    </w:p>
-    <w:p>
-      <w:pPr>
-        <w:pStyle w:val="ListParagraph"/>
-        <w:numPr>
-          <w:ilvl w:val="0"/>
-          <w:numId w:val="1"/>
-        </w:numPr>
-        <w:spacing w:after="60"/>
-      </w:pPr>
-      <w:r>
-        <w:t xml:space="preserve">Real forum/community corroboration exists (active, specific ValuePickr thread, topic_id 185353) - this supports Medium conviction rather than capping at Low-Medium, per the fast-triage rule that requires genuine corroboration (not just fundamentals) to go above Medium.</w:t>
-      </w:r>
-    </w:p>
-    <w:p>
-      <w:pPr>
-        <w:pStyle w:val="ListParagraph"/>
-        <w:numPr>
-          <w:ilvl w:val="0"/>
-          <w:numId w:val="1"/>
-        </w:numPr>
-        <w:spacing w:after="60"/>
-      </w:pPr>
-      <w:r>
-        <w:t xml:space="preserve">No red flag: pledge fully released, ownership realignment complete and disclosed.</w:t>
-      </w:r>
-    </w:p>
-    <w:p>
-      <w:pPr>
-        <w:pStyle w:val="ListParagraph"/>
-        <w:numPr>
-          <w:ilvl w:val="0"/>
-          <w:numId w:val="1"/>
-        </w:numPr>
-        <w:spacing w:after="60"/>
-      </w:pPr>
-      <w:r>
-        <w:t xml:space="preserve">The price/fundamentals disconnect (stock near 52-week low despite a strong quarter) is noted but not resolved this pass - a fuller deep-dive would need to establish whether the margin recovery is durable before conviction could move higher.</w:t>
+        <w:t xml:space="preserve">Genuine import-substitution positioning and an on-schedule capacity expansion in Indian styrenics, but a fresh filings read shows the Q1 FY27 margin/PAT surge that drove the earlier bull case was explicitly management-disavowed as a one-off spread spike (volumes actually fell 26% YoY) and the 'cheap' valuation claim does not survive using FY26's real run-rate. Conviction downgraded Medium -&gt; Low-Medium; thesis_fit stays 'neither' on a four_box score of 2.5.</w:t>
+      </w:r>
+    </w:p>
+    <w:p>
+      <w:pPr>
+        <w:pStyle w:val="ListParagraph"/>
+        <w:numPr>
+          <w:ilvl w:val="0"/>
+          <w:numId w:val="1"/>
+        </w:numPr>
+        <w:spacing w:after="60"/>
+      </w:pPr>
+      <w:r>
+        <w:t xml:space="preserve">four_box re-derived at 2.5 (tailwind yes - import-substitution/capacity dynamic still structurally real; tam weak - mature, cyclical commodity petrochemical market; moat weak - dominant domestic scale post LG Polymers exit but still a commodity spread/price-taker business; valuation moved from 'yes' to 'weak' - the prior pass's ~6-7x figure relied on annualising an abnormal quarter management itself disavowed; on FY26's real ~Rs 182.8 Cr consolidated PAT the stock is closer to ~19-21x, not obviously cheap). 2.5 sits in the 2.0-2.5 band, which mandates thesis_fit 'neither' with no written exception available (valuation is no longer 'yes', and growth is decelerating on a volume basis, not accelerating) - no analyst_override needed this pass since the score itself now dictates 'neither'.</w:t>
+      </w:r>
+    </w:p>
+    <w:p>
+      <w:pPr>
+        <w:pStyle w:val="ListParagraph"/>
+        <w:numPr>
+          <w:ilvl w:val="0"/>
+          <w:numId w:val="1"/>
+        </w:numPr>
+        <w:spacing w:after="60"/>
+      </w:pPr>
+      <w:r>
+        <w:t xml:space="preserve">Conviction downgraded from Medium to Low-Medium: the active, specific ValuePickr thread corroboration still supports staying above plain Low, but the combination of (a) management explicitly calling the headline beat an abnormal one-off, (b) a 26% YoY volume decline, and (c) valuation no longer screening cheap once the abnormal quarter is excluded, outweighs the community-signal support that previously justified Medium.</w:t>
+      </w:r>
+    </w:p>
+    <w:p>
+      <w:pPr>
+        <w:pStyle w:val="ListParagraph"/>
+        <w:numPr>
+          <w:ilvl w:val="0"/>
+          <w:numId w:val="1"/>
+        </w:numPr>
+        <w:spacing w:after="60"/>
+      </w:pPr>
+      <w:r>
+        <w:t xml:space="preserve">No red flag: pledge fully released and stayed at 0% throughout; ownership realignment complete and disclosed. Promoter holding decline (62.73% -&gt; 46.24%) is the known restructuring, not accompanied by any pledge increase, so it does not trip the shareholding_pattern.concurrent_red_flag rule.</w:t>
+      </w:r>
+    </w:p>
+    <w:p>
+      <w:pPr>
+        <w:pStyle w:val="ListParagraph"/>
+        <w:numPr>
+          <w:ilvl w:val="0"/>
+          <w:numId w:val="1"/>
+        </w:numPr>
+        <w:spacing w:after="60"/>
+      </w:pPr>
+      <w:r>
+        <w:t xml:space="preserve">The ABS Phase I capacity expansion remains a genuine positive (on schedule, funded by internal accruals, FY27 commissioning / FY28 first full-year contribution) - this is the main forward catalyst worth tracking, distinct from the now-discredited margin-durability framing.</w:t>
       </w:r>
     </w:p>
     <w:p>
